--- a/docs/oe3-medicion.docx
+++ b/docs/oe3-medicion.docx
@@ -2,7 +2,7 @@
 <file path=word/document.xml><?xml version="1.0" encoding="utf-8"?>
 <w:document xmlns:w="http://schemas.openxmlformats.org/wordprocessingml/2006/main" xmlns:m="http://schemas.openxmlformats.org/officeDocument/2006/math" xmlns:r="http://schemas.openxmlformats.org/officeDocument/2006/relationships" xmlns:o="urn:schemas-microsoft-com:office:office" xmlns:v="urn:schemas-microsoft-com:vml" xmlns:w10="urn:schemas-microsoft-com:office:word" xmlns:a="http://schemas.openxmlformats.org/drawingml/2006/main" xmlns:pic="http://schemas.openxmlformats.org/drawingml/2006/picture" xmlns:wp="http://schemas.openxmlformats.org/drawingml/2006/wordprocessingDrawing">
   <w:body>
-    <w:bookmarkStart w:id="19" w:name="Xafa72fc859b8a798df6ccbde5f611cd2d6573af"/>
+    <w:bookmarkStart w:id="22" w:name="X95a8a6ca8a01bb62f4cf2b891dc3a78a59ce386"/>
     <w:p>
       <w:pPr>
         <w:pStyle w:val="Heading1"/>
@@ -104,7 +104,13 @@
         <w:t xml:space="preserve"> </w:t>
       </w:r>
       <w:r>
-        <w:t xml:space="preserve">"sub-8s / sub-2.5s requiere GPU" como recomendación de infraestructura. Misma</w:t>
+        <w:t xml:space="preserve">“sub-8s / sub-2.5s requiere GPU”</w:t>
+      </w:r>
+      <w:r>
+        <w:t xml:space="preserve"> </w:t>
+      </w:r>
+      <w:r>
+        <w:t xml:space="preserve">como recomendación de infraestructura. Misma</w:t>
       </w:r>
       <w:r>
         <w:t xml:space="preserve"> </w:t>
@@ -120,6 +126,1354 @@
       </w:pPr>
       <w:r>
         <w:t xml:space="preserve">Indicadores y umbrales</w:t>
+      </w:r>
+    </w:p>
+    <w:tbl>
+      <w:tblPr>
+        <w:tblStyle w:val="Table"/>
+        <w:tblW w:type="pct" w:w="5000"/>
+        <w:tblLayout w:type="fixed"/>
+        <w:tblLook w:firstRow="1" w:lastRow="0" w:firstColumn="0" w:lastColumn="0" w:noHBand="0" w:noVBand="0" w:val="0020"/>
+      </w:tblPr>
+      <w:tblGrid>
+        <w:gridCol w:w="1397"/>
+        <w:gridCol w:w="2562"/>
+        <w:gridCol w:w="1863"/>
+        <w:gridCol w:w="2096"/>
+      </w:tblGrid>
+      <w:tr>
+        <w:trPr>
+          <w:tblHeader w:val="on"/>
+        </w:trPr>
+        <w:tc>
+          <w:tcPr/>
+          <w:p>
+            <w:pPr>
+              <w:pStyle w:val="Compact"/>
+            </w:pPr>
+            <w:r>
+              <w:t xml:space="preserve">Grupo</w:t>
+            </w:r>
+          </w:p>
+        </w:tc>
+        <w:tc>
+          <w:tcPr/>
+          <w:p>
+            <w:pPr>
+              <w:pStyle w:val="Compact"/>
+            </w:pPr>
+            <w:r>
+              <w:t xml:space="preserve">Indicador</w:t>
+            </w:r>
+          </w:p>
+        </w:tc>
+        <w:tc>
+          <w:tcPr/>
+          <w:p>
+            <w:pPr>
+              <w:pStyle w:val="Compact"/>
+            </w:pPr>
+            <w:r>
+              <w:t xml:space="preserve">Umbral</w:t>
+            </w:r>
+          </w:p>
+        </w:tc>
+        <w:tc>
+          <w:tcPr/>
+          <w:p>
+            <w:pPr>
+              <w:pStyle w:val="Compact"/>
+            </w:pPr>
+            <w:r>
+              <w:t xml:space="preserve">Harness</w:t>
+            </w:r>
+          </w:p>
+        </w:tc>
+      </w:tr>
+      <w:tr>
+        <w:tc>
+          <w:tcPr/>
+          <w:p>
+            <w:pPr>
+              <w:pStyle w:val="Compact"/>
+            </w:pPr>
+            <w:r>
+              <w:t xml:space="preserve">Rendimiento</w:t>
+            </w:r>
+          </w:p>
+        </w:tc>
+        <w:tc>
+          <w:tcPr/>
+          <w:p>
+            <w:pPr>
+              <w:pStyle w:val="Compact"/>
+            </w:pPr>
+            <w:r>
+              <w:t xml:space="preserve">TTFT P95</w:t>
+            </w:r>
+          </w:p>
+        </w:tc>
+        <w:tc>
+          <w:tcPr/>
+          <w:p>
+            <w:pPr>
+              <w:pStyle w:val="Compact"/>
+            </w:pPr>
+            <w:r>
+              <w:t xml:space="preserve">≤ 2.5 s</w:t>
+            </w:r>
+          </w:p>
+        </w:tc>
+        <w:tc>
+          <w:tcPr/>
+          <w:p>
+            <w:pPr>
+              <w:pStyle w:val="Compact"/>
+            </w:pPr>
+            <w:r>
+              <w:rPr>
+                <w:rStyle w:val="VerbatimChar"/>
+              </w:rPr>
+              <w:t xml:space="preserve">oe3_perf.py</w:t>
+            </w:r>
+          </w:p>
+        </w:tc>
+      </w:tr>
+      <w:tr>
+        <w:tc>
+          <w:tcPr/>
+          <w:p>
+            <w:pPr>
+              <w:pStyle w:val="Compact"/>
+            </w:pPr>
+            <w:r>
+              <w:t xml:space="preserve">Rendimiento</w:t>
+            </w:r>
+          </w:p>
+        </w:tc>
+        <w:tc>
+          <w:tcPr/>
+          <w:p>
+            <w:pPr>
+              <w:pStyle w:val="Compact"/>
+            </w:pPr>
+            <w:r>
+              <w:t xml:space="preserve">ITL P95</w:t>
+            </w:r>
+          </w:p>
+        </w:tc>
+        <w:tc>
+          <w:tcPr/>
+          <w:p>
+            <w:pPr>
+              <w:pStyle w:val="Compact"/>
+            </w:pPr>
+            <w:r>
+              <w:t xml:space="preserve">≤ 250 ms</w:t>
+            </w:r>
+          </w:p>
+        </w:tc>
+        <w:tc>
+          <w:tcPr/>
+          <w:p>
+            <w:pPr>
+              <w:pStyle w:val="Compact"/>
+            </w:pPr>
+            <w:r>
+              <w:rPr>
+                <w:rStyle w:val="VerbatimChar"/>
+              </w:rPr>
+              <w:t xml:space="preserve">oe3_perf.py</w:t>
+            </w:r>
+          </w:p>
+        </w:tc>
+      </w:tr>
+      <w:tr>
+        <w:tc>
+          <w:tcPr/>
+          <w:p>
+            <w:pPr>
+              <w:pStyle w:val="Compact"/>
+            </w:pPr>
+            <w:r>
+              <w:t xml:space="preserve">Rendimiento</w:t>
+            </w:r>
+          </w:p>
+        </w:tc>
+        <w:tc>
+          <w:tcPr/>
+          <w:p>
+            <w:pPr>
+              <w:pStyle w:val="Compact"/>
+            </w:pPr>
+            <w:r>
+              <w:t xml:space="preserve">throughput (conc 3)</w:t>
+            </w:r>
+          </w:p>
+        </w:tc>
+        <w:tc>
+          <w:tcPr/>
+          <w:p>
+            <w:pPr>
+              <w:pStyle w:val="Compact"/>
+            </w:pPr>
+            <w:r>
+              <w:t xml:space="preserve">≥ 8 tok/s</w:t>
+            </w:r>
+          </w:p>
+        </w:tc>
+        <w:tc>
+          <w:tcPr/>
+          <w:p>
+            <w:pPr>
+              <w:pStyle w:val="Compact"/>
+            </w:pPr>
+            <w:r>
+              <w:rPr>
+                <w:rStyle w:val="VerbatimChar"/>
+              </w:rPr>
+              <w:t xml:space="preserve">oe3_perf.py</w:t>
+            </w:r>
+          </w:p>
+        </w:tc>
+      </w:tr>
+      <w:tr>
+        <w:tc>
+          <w:tcPr/>
+          <w:p>
+            <w:pPr>
+              <w:pStyle w:val="Compact"/>
+            </w:pPr>
+            <w:r>
+              <w:t xml:space="preserve">Rendimiento</w:t>
+            </w:r>
+          </w:p>
+        </w:tc>
+        <w:tc>
+          <w:tcPr/>
+          <w:p>
+            <w:pPr>
+              <w:pStyle w:val="Compact"/>
+            </w:pPr>
+            <w:r>
+              <w:t xml:space="preserve">e2e P95</w:t>
+            </w:r>
+          </w:p>
+        </w:tc>
+        <w:tc>
+          <w:tcPr/>
+          <w:p>
+            <w:pPr>
+              <w:pStyle w:val="Compact"/>
+            </w:pPr>
+            <w:r>
+              <w:t xml:space="preserve">≤ 8 s</w:t>
+            </w:r>
+          </w:p>
+        </w:tc>
+        <w:tc>
+          <w:tcPr/>
+          <w:p>
+            <w:pPr>
+              <w:pStyle w:val="Compact"/>
+            </w:pPr>
+            <w:r>
+              <w:rPr>
+                <w:rStyle w:val="VerbatimChar"/>
+              </w:rPr>
+              <w:t xml:space="preserve">oe3_perf.py --e2e</w:t>
+            </w:r>
+          </w:p>
+        </w:tc>
+      </w:tr>
+      <w:tr>
+        <w:tc>
+          <w:tcPr/>
+          <w:p>
+            <w:pPr>
+              <w:pStyle w:val="Compact"/>
+            </w:pPr>
+            <w:r>
+              <w:t xml:space="preserve">Disponibilidad</w:t>
+            </w:r>
+          </w:p>
+        </w:tc>
+        <w:tc>
+          <w:tcPr/>
+          <w:p>
+            <w:pPr>
+              <w:pStyle w:val="Compact"/>
+            </w:pPr>
+            <w:r>
+              <w:t xml:space="preserve">uptime</w:t>
+            </w:r>
+          </w:p>
+        </w:tc>
+        <w:tc>
+          <w:tcPr/>
+          <w:p>
+            <w:pPr>
+              <w:pStyle w:val="Compact"/>
+            </w:pPr>
+            <w:r>
+              <w:t xml:space="preserve">≥ 99 %</w:t>
+            </w:r>
+          </w:p>
+        </w:tc>
+        <w:tc>
+          <w:tcPr/>
+          <w:p>
+            <w:pPr>
+              <w:pStyle w:val="Compact"/>
+            </w:pPr>
+            <w:r>
+              <w:rPr>
+                <w:rStyle w:val="VerbatimChar"/>
+              </w:rPr>
+              <w:t xml:space="preserve">oe3_availability.py</w:t>
+            </w:r>
+          </w:p>
+        </w:tc>
+      </w:tr>
+      <w:tr>
+        <w:tc>
+          <w:tcPr/>
+          <w:p>
+            <w:pPr>
+              <w:pStyle w:val="Compact"/>
+            </w:pPr>
+            <w:r>
+              <w:t xml:space="preserve">Disponibilidad</w:t>
+            </w:r>
+          </w:p>
+        </w:tc>
+        <w:tc>
+          <w:tcPr/>
+          <w:p>
+            <w:pPr>
+              <w:pStyle w:val="Compact"/>
+            </w:pPr>
+            <w:r>
+              <w:t xml:space="preserve">health checks</w:t>
+            </w:r>
+          </w:p>
+        </w:tc>
+        <w:tc>
+          <w:tcPr/>
+          <w:p>
+            <w:pPr>
+              <w:pStyle w:val="Compact"/>
+            </w:pPr>
+            <w:r>
+              <w:t xml:space="preserve">≥ 99 %</w:t>
+            </w:r>
+          </w:p>
+        </w:tc>
+        <w:tc>
+          <w:tcPr/>
+          <w:p>
+            <w:pPr>
+              <w:pStyle w:val="Compact"/>
+            </w:pPr>
+            <w:r>
+              <w:rPr>
+                <w:rStyle w:val="VerbatimChar"/>
+              </w:rPr>
+              <w:t xml:space="preserve">oe3_availability.py</w:t>
+            </w:r>
+          </w:p>
+        </w:tc>
+      </w:tr>
+      <w:tr>
+        <w:tc>
+          <w:tcPr/>
+          <w:p>
+            <w:pPr>
+              <w:pStyle w:val="Compact"/>
+            </w:pPr>
+            <w:r>
+              <w:t xml:space="preserve">Disponibilidad</w:t>
+            </w:r>
+          </w:p>
+        </w:tc>
+        <w:tc>
+          <w:tcPr/>
+          <w:p>
+            <w:pPr>
+              <w:pStyle w:val="Compact"/>
+            </w:pPr>
+            <w:r>
+              <w:t xml:space="preserve">5xx</w:t>
+            </w:r>
+          </w:p>
+        </w:tc>
+        <w:tc>
+          <w:tcPr/>
+          <w:p>
+            <w:pPr>
+              <w:pStyle w:val="Compact"/>
+            </w:pPr>
+            <w:r>
+              <w:t xml:space="preserve">≤ 2 %</w:t>
+            </w:r>
+          </w:p>
+        </w:tc>
+        <w:tc>
+          <w:tcPr/>
+          <w:p>
+            <w:pPr>
+              <w:pStyle w:val="Compact"/>
+            </w:pPr>
+            <w:r>
+              <w:rPr>
+                <w:rStyle w:val="VerbatimChar"/>
+              </w:rPr>
+              <w:t xml:space="preserve">oe3_availability.py</w:t>
+            </w:r>
+          </w:p>
+        </w:tc>
+      </w:tr>
+      <w:tr>
+        <w:tc>
+          <w:tcPr/>
+          <w:p>
+            <w:pPr>
+              <w:pStyle w:val="Compact"/>
+            </w:pPr>
+            <w:r>
+              <w:t xml:space="preserve">Disponibilidad</w:t>
+            </w:r>
+          </w:p>
+        </w:tc>
+        <w:tc>
+          <w:tcPr/>
+          <w:p>
+            <w:pPr>
+              <w:pStyle w:val="Compact"/>
+            </w:pPr>
+            <w:r>
+              <w:t xml:space="preserve">MTBF</w:t>
+            </w:r>
+          </w:p>
+        </w:tc>
+        <w:tc>
+          <w:tcPr/>
+          <w:p>
+            <w:pPr>
+              <w:pStyle w:val="Compact"/>
+            </w:pPr>
+            <w:r>
+              <w:t xml:space="preserve">≥ 48 h</w:t>
+            </w:r>
+          </w:p>
+        </w:tc>
+        <w:tc>
+          <w:tcPr/>
+          <w:p>
+            <w:pPr>
+              <w:pStyle w:val="Compact"/>
+            </w:pPr>
+            <w:r>
+              <w:rPr>
+                <w:rStyle w:val="VerbatimChar"/>
+              </w:rPr>
+              <w:t xml:space="preserve">oe3_availability.py</w:t>
+            </w:r>
+          </w:p>
+        </w:tc>
+      </w:tr>
+      <w:tr>
+        <w:tc>
+          <w:tcPr/>
+          <w:p>
+            <w:pPr>
+              <w:pStyle w:val="Compact"/>
+            </w:pPr>
+            <w:r>
+              <w:t xml:space="preserve">Trazabilidad</w:t>
+            </w:r>
+          </w:p>
+        </w:tc>
+        <w:tc>
+          <w:tcPr/>
+          <w:p>
+            <w:pPr>
+              <w:pStyle w:val="Compact"/>
+            </w:pPr>
+            <w:r>
+              <w:t xml:space="preserve">cobertura RF</w:t>
+            </w:r>
+          </w:p>
+        </w:tc>
+        <w:tc>
+          <w:tcPr/>
+          <w:p>
+            <w:pPr>
+              <w:pStyle w:val="Compact"/>
+            </w:pPr>
+            <w:r>
+              <w:t xml:space="preserve">≥ 0.95</w:t>
+            </w:r>
+          </w:p>
+        </w:tc>
+        <w:tc>
+          <w:tcPr/>
+          <w:p>
+            <w:pPr>
+              <w:pStyle w:val="Compact"/>
+            </w:pPr>
+            <w:r>
+              <w:t xml:space="preserve">matriz ISO (OE5) — ya = 1.0</w:t>
+            </w:r>
+          </w:p>
+        </w:tc>
+      </w:tr>
+      <w:tr>
+        <w:tc>
+          <w:tcPr/>
+          <w:p>
+            <w:pPr>
+              <w:pStyle w:val="Compact"/>
+            </w:pPr>
+            <w:r>
+              <w:t xml:space="preserve">Trazabilidad</w:t>
+            </w:r>
+          </w:p>
+        </w:tc>
+        <w:tc>
+          <w:tcPr/>
+          <w:p>
+            <w:pPr>
+              <w:pStyle w:val="Compact"/>
+            </w:pPr>
+            <w:r>
+              <w:t xml:space="preserve">citación / exactitud</w:t>
+            </w:r>
+          </w:p>
+        </w:tc>
+        <w:tc>
+          <w:tcPr/>
+          <w:p>
+            <w:pPr>
+              <w:pStyle w:val="Compact"/>
+            </w:pPr>
+            <w:r>
+              <w:t xml:space="preserve">≥ 0.90 / ≥ 0.85</w:t>
+            </w:r>
+          </w:p>
+        </w:tc>
+        <w:tc>
+          <w:tcPr/>
+          <w:p>
+            <w:pPr>
+              <w:pStyle w:val="Compact"/>
+            </w:pPr>
+            <w:r>
+              <w:t xml:space="preserve">golden set + RAGAS (context_precision)</w:t>
+            </w:r>
+          </w:p>
+        </w:tc>
+      </w:tr>
+    </w:tbl>
+    <w:bookmarkEnd w:id="9"/>
+    <w:bookmarkStart w:id="10" w:name="X47e4aaea9deef249b40505c8e6f221d461eff4e"/>
+    <w:p>
+      <w:pPr>
+        <w:pStyle w:val="Heading2"/>
+      </w:pPr>
+      <w:r>
+        <w:t xml:space="preserve">1. Arrancar la sonda de disponibilidad (dejar corriendo todo el piloto)</w:t>
+      </w:r>
+    </w:p>
+    <w:p>
+      <w:pPr>
+        <w:pStyle w:val="SourceCode"/>
+      </w:pPr>
+      <w:r>
+        <w:rPr>
+          <w:rStyle w:val="CommentTok"/>
+        </w:rPr>
+        <w:t xml:space="preserve"># en la VM</w:t>
+      </w:r>
+      <w:r>
+        <w:br/>
+      </w:r>
+      <w:r>
+        <w:rPr>
+          <w:rStyle w:val="FunctionTok"/>
+        </w:rPr>
+        <w:t xml:space="preserve">sudo</w:t>
+      </w:r>
+      <w:r>
+        <w:rPr>
+          <w:rStyle w:val="NormalTok"/>
+        </w:rPr>
+        <w:t xml:space="preserve"> cp infra/scripts/tutor-health-poller.service /etc/systemd/system/</w:t>
+      </w:r>
+      <w:r>
+        <w:br/>
+      </w:r>
+      <w:r>
+        <w:rPr>
+          <w:rStyle w:val="FunctionTok"/>
+        </w:rPr>
+        <w:t xml:space="preserve">sudo</w:t>
+      </w:r>
+      <w:r>
+        <w:rPr>
+          <w:rStyle w:val="NormalTok"/>
+        </w:rPr>
+        <w:t xml:space="preserve"> systemctl daemon-reload</w:t>
+      </w:r>
+      <w:r>
+        <w:br/>
+      </w:r>
+      <w:r>
+        <w:rPr>
+          <w:rStyle w:val="FunctionTok"/>
+        </w:rPr>
+        <w:t xml:space="preserve">sudo</w:t>
+      </w:r>
+      <w:r>
+        <w:rPr>
+          <w:rStyle w:val="NormalTok"/>
+        </w:rPr>
+        <w:t xml:space="preserve"> systemctl enable </w:t>
+      </w:r>
+      <w:r>
+        <w:rPr>
+          <w:rStyle w:val="AttributeTok"/>
+        </w:rPr>
+        <w:t xml:space="preserve">--now</w:t>
+      </w:r>
+      <w:r>
+        <w:rPr>
+          <w:rStyle w:val="NormalTok"/>
+        </w:rPr>
+        <w:t xml:space="preserve"> tutor-health-poller</w:t>
+      </w:r>
+      <w:r>
+        <w:br/>
+      </w:r>
+      <w:r>
+        <w:rPr>
+          <w:rStyle w:val="ExtensionTok"/>
+        </w:rPr>
+        <w:t xml:space="preserve">systemctl</w:t>
+      </w:r>
+      <w:r>
+        <w:rPr>
+          <w:rStyle w:val="NormalTok"/>
+        </w:rPr>
+        <w:t xml:space="preserve"> status tutor-health-poller   </w:t>
+      </w:r>
+      <w:r>
+        <w:rPr>
+          <w:rStyle w:val="CommentTok"/>
+        </w:rPr>
+        <w:t xml:space="preserve"># debe quedar "active (running)"</w:t>
+      </w:r>
+    </w:p>
+    <w:p>
+      <w:pPr>
+        <w:pStyle w:val="FirstParagraph"/>
+      </w:pPr>
+      <w:r>
+        <w:t xml:space="preserve">Esto escribe</w:t>
+      </w:r>
+      <w:r>
+        <w:t xml:space="preserve"> </w:t>
+      </w:r>
+      <w:r>
+        <w:rPr>
+          <w:rStyle w:val="VerbatimChar"/>
+        </w:rPr>
+        <w:t xml:space="preserve">epoch,code,latency</w:t>
+      </w:r>
+      <w:r>
+        <w:t xml:space="preserve"> </w:t>
+      </w:r>
+      <w:r>
+        <w:t xml:space="preserve">cada 60 s en</w:t>
+      </w:r>
+      <w:r>
+        <w:t xml:space="preserve"> </w:t>
+      </w:r>
+      <w:r>
+        <w:rPr>
+          <w:rStyle w:val="VerbatimChar"/>
+        </w:rPr>
+        <w:t xml:space="preserve">/var/log/tutor/health.log</w:t>
+      </w:r>
+      <w:r>
+        <w:t xml:space="preserve">. Para</w:t>
+      </w:r>
+      <w:r>
+        <w:t xml:space="preserve"> </w:t>
+      </w:r>
+      <w:r>
+        <w:t xml:space="preserve">MTBF ≥ 48 h se necesita una ventana de</w:t>
+      </w:r>
+      <w:r>
+        <w:t xml:space="preserve"> </w:t>
+      </w:r>
+      <w:r>
+        <w:rPr>
+          <w:b/>
+          <w:bCs/>
+        </w:rPr>
+        <w:t xml:space="preserve">al menos ~48 h</w:t>
+      </w:r>
+      <w:r>
+        <w:t xml:space="preserve"> </w:t>
+      </w:r>
+      <w:r>
+        <w:t xml:space="preserve">de observación.</w:t>
+      </w:r>
+    </w:p>
+    <w:bookmarkEnd w:id="10"/>
+    <w:bookmarkStart w:id="11" w:name="X5ff3dfa083e1018120ac7c9691a8267c7ae93b5"/>
+    <w:p>
+      <w:pPr>
+        <w:pStyle w:val="Heading2"/>
+      </w:pPr>
+      <w:r>
+        <w:t xml:space="preserve">2. Medir rendimiento (cuando quieras, sistema vivo)</w:t>
+      </w:r>
+    </w:p>
+    <w:p>
+      <w:pPr>
+        <w:pStyle w:val="FirstParagraph"/>
+      </w:pPr>
+      <w:r>
+        <w:rPr>
+          <w:rStyle w:val="VerbatimChar"/>
+        </w:rPr>
+        <w:t xml:space="preserve">oe3_perf.py</w:t>
+      </w:r>
+      <w:r>
+        <w:t xml:space="preserve"> </w:t>
+      </w:r>
+      <w:r>
+        <w:t xml:space="preserve">corre</w:t>
+      </w:r>
+      <w:r>
+        <w:t xml:space="preserve"> </w:t>
+      </w:r>
+      <w:r>
+        <w:rPr>
+          <w:b/>
+          <w:bCs/>
+        </w:rPr>
+        <w:t xml:space="preserve">dentro del contenedor backend</w:t>
+      </w:r>
+      <w:r>
+        <w:t xml:space="preserve"> </w:t>
+      </w:r>
+      <w:r>
+        <w:t xml:space="preserve">(usa httpx + app.config):</w:t>
+      </w:r>
+    </w:p>
+    <w:p>
+      <w:pPr>
+        <w:pStyle w:val="SourceCode"/>
+      </w:pPr>
+      <w:r>
+        <w:rPr>
+          <w:rStyle w:val="CommentTok"/>
+        </w:rPr>
+        <w:t xml:space="preserve"># en la VM, raiz del repo</w:t>
+      </w:r>
+      <w:r>
+        <w:br/>
+      </w:r>
+      <w:r>
+        <w:rPr>
+          <w:rStyle w:val="ExtensionTok"/>
+        </w:rPr>
+        <w:t xml:space="preserve">docker</w:t>
+      </w:r>
+      <w:r>
+        <w:rPr>
+          <w:rStyle w:val="NormalTok"/>
+        </w:rPr>
+        <w:t xml:space="preserve"> compose exec backend python scripts/oe3_perf.py </w:t>
+      </w:r>
+      <w:r>
+        <w:rPr>
+          <w:rStyle w:val="AttributeTok"/>
+        </w:rPr>
+        <w:t xml:space="preserve">--iterations</w:t>
+      </w:r>
+      <w:r>
+        <w:rPr>
+          <w:rStyle w:val="NormalTok"/>
+        </w:rPr>
+        <w:t xml:space="preserve"> 30 </w:t>
+      </w:r>
+      <w:r>
+        <w:rPr>
+          <w:rStyle w:val="AttributeTok"/>
+        </w:rPr>
+        <w:t xml:space="preserve">--concurrency</w:t>
+      </w:r>
+      <w:r>
+        <w:rPr>
+          <w:rStyle w:val="NormalTok"/>
+        </w:rPr>
+        <w:t xml:space="preserve"> 3</w:t>
+      </w:r>
+      <w:r>
+        <w:br/>
+      </w:r>
+      <w:r>
+        <w:rPr>
+          <w:rStyle w:val="CommentTok"/>
+        </w:rPr>
+        <w:t xml:space="preserve"># incluir el plano e2e contra el endpoint real /chat:</w:t>
+      </w:r>
+      <w:r>
+        <w:br/>
+      </w:r>
+      <w:r>
+        <w:rPr>
+          <w:rStyle w:val="ExtensionTok"/>
+        </w:rPr>
+        <w:t xml:space="preserve">docker</w:t>
+      </w:r>
+      <w:r>
+        <w:rPr>
+          <w:rStyle w:val="NormalTok"/>
+        </w:rPr>
+        <w:t xml:space="preserve"> compose exec backend python scripts/oe3_perf.py </w:t>
+      </w:r>
+      <w:r>
+        <w:rPr>
+          <w:rStyle w:val="AttributeTok"/>
+        </w:rPr>
+        <w:t xml:space="preserve">--e2e</w:t>
+      </w:r>
+      <w:r>
+        <w:rPr>
+          <w:rStyle w:val="NormalTok"/>
+        </w:rPr>
+        <w:t xml:space="preserve"> </w:t>
+      </w:r>
+      <w:r>
+        <w:rPr>
+          <w:rStyle w:val="AttributeTok"/>
+        </w:rPr>
+        <w:t xml:space="preserve">--e2e-iterations</w:t>
+      </w:r>
+      <w:r>
+        <w:rPr>
+          <w:rStyle w:val="NormalTok"/>
+        </w:rPr>
+        <w:t xml:space="preserve"> 15</w:t>
+      </w:r>
+    </w:p>
+    <w:p>
+      <w:pPr>
+        <w:pStyle w:val="Compact"/>
+        <w:numPr>
+          <w:ilvl w:val="0"/>
+          <w:numId w:val="1001"/>
+        </w:numPr>
+      </w:pPr>
+      <w:r>
+        <w:t xml:space="preserve">TTFT / ITL / throughput se miden contra</w:t>
+      </w:r>
+      <w:r>
+        <w:t xml:space="preserve"> </w:t>
+      </w:r>
+      <w:r>
+        <w:rPr>
+          <w:b/>
+          <w:bCs/>
+        </w:rPr>
+        <w:t xml:space="preserve">Ollama directo</w:t>
+      </w:r>
+      <w:r>
+        <w:t xml:space="preserve"> </w:t>
+      </w:r>
+      <w:r>
+        <w:t xml:space="preserve">(streaming).</w:t>
+      </w:r>
+    </w:p>
+    <w:p>
+      <w:pPr>
+        <w:pStyle w:val="Compact"/>
+        <w:numPr>
+          <w:ilvl w:val="0"/>
+          <w:numId w:val="1001"/>
+        </w:numPr>
+      </w:pPr>
+      <w:r>
+        <w:t xml:space="preserve">e2e se mide contra</w:t>
+      </w:r>
+      <w:r>
+        <w:t xml:space="preserve"> </w:t>
+      </w:r>
+      <w:r>
+        <w:rPr>
+          <w:rStyle w:val="VerbatimChar"/>
+        </w:rPr>
+        <w:t xml:space="preserve">/chat</w:t>
+      </w:r>
+      <w:r>
+        <w:t xml:space="preserve"> </w:t>
+      </w:r>
+      <w:r>
+        <w:t xml:space="preserve">autenticado, con preguntas de nonce único (evita</w:t>
+      </w:r>
+      <w:r>
+        <w:t xml:space="preserve"> </w:t>
+      </w:r>
+      <w:r>
+        <w:t xml:space="preserve">cache Redis). Limitado por</w:t>
+      </w:r>
+      <w:r>
+        <w:t xml:space="preserve"> </w:t>
+      </w:r>
+      <w:r>
+        <w:rPr>
+          <w:rStyle w:val="VerbatimChar"/>
+        </w:rPr>
+        <w:t xml:space="preserve">CHAT_RATE_LIMIT_PER_HOUR</w:t>
+      </w:r>
+      <w:r>
+        <w:t xml:space="preserve"> </w:t>
+      </w:r>
+      <w:r>
+        <w:t xml:space="preserve">(20): para una muestra</w:t>
+      </w:r>
+      <w:r>
+        <w:t xml:space="preserve"> </w:t>
+      </w:r>
+      <w:r>
+        <w:t xml:space="preserve">mayor, sube ese valor en</w:t>
+      </w:r>
+      <w:r>
+        <w:t xml:space="preserve"> </w:t>
+      </w:r>
+      <w:r>
+        <w:rPr>
+          <w:rStyle w:val="VerbatimChar"/>
+        </w:rPr>
+        <w:t xml:space="preserve">.env</w:t>
+      </w:r>
+      <w:r>
+        <w:t xml:space="preserve"> </w:t>
+      </w:r>
+      <w:r>
+        <w:t xml:space="preserve">durante la medición o usa varios usuarios.</w:t>
+      </w:r>
+    </w:p>
+    <w:p>
+      <w:pPr>
+        <w:pStyle w:val="Compact"/>
+        <w:numPr>
+          <w:ilvl w:val="0"/>
+          <w:numId w:val="1001"/>
+        </w:numPr>
+      </w:pPr>
+      <w:r>
+        <w:t xml:space="preserve">Salida:</w:t>
+      </w:r>
+      <w:r>
+        <w:t xml:space="preserve"> </w:t>
+      </w:r>
+      <w:r>
+        <w:rPr>
+          <w:rStyle w:val="VerbatimChar"/>
+        </w:rPr>
+        <w:t xml:space="preserve">oe3_results/perf_&lt;ts&gt;.json</w:t>
+      </w:r>
+      <w:r>
+        <w:t xml:space="preserve"> </w:t>
+      </w:r>
+      <w:r>
+        <w:t xml:space="preserve">dentro del contenedor.</w:t>
+      </w:r>
+    </w:p>
+    <w:bookmarkEnd w:id="11"/>
+    <w:bookmarkStart w:id="12" w:name="medir-disponibilidad-tras-48-h-de-poller"/>
+    <w:p>
+      <w:pPr>
+        <w:pStyle w:val="Heading2"/>
+      </w:pPr>
+      <w:r>
+        <w:t xml:space="preserve">3. Medir disponibilidad (tras ≥48 h de poller)</w:t>
+      </w:r>
+    </w:p>
+    <w:p>
+      <w:pPr>
+        <w:pStyle w:val="FirstParagraph"/>
+      </w:pPr>
+      <w:r>
+        <w:rPr>
+          <w:rStyle w:val="VerbatimChar"/>
+        </w:rPr>
+        <w:t xml:space="preserve">oe3_availability.py</w:t>
+      </w:r>
+      <w:r>
+        <w:t xml:space="preserve"> </w:t>
+      </w:r>
+      <w:r>
+        <w:t xml:space="preserve">es</w:t>
+      </w:r>
+      <w:r>
+        <w:t xml:space="preserve"> </w:t>
+      </w:r>
+      <w:r>
+        <w:rPr>
+          <w:b/>
+          <w:bCs/>
+        </w:rPr>
+        <w:t xml:space="preserve">stdlib puro</w:t>
+      </w:r>
+      <w:r>
+        <w:t xml:space="preserve"> </w:t>
+      </w:r>
+      <w:r>
+        <w:t xml:space="preserve">→ corre en el</w:t>
+      </w:r>
+      <w:r>
+        <w:t xml:space="preserve"> </w:t>
+      </w:r>
+      <w:r>
+        <w:rPr>
+          <w:b/>
+          <w:bCs/>
+        </w:rPr>
+        <w:t xml:space="preserve">host</w:t>
+      </w:r>
+      <w:r>
+        <w:t xml:space="preserve"> </w:t>
+      </w:r>
+      <w:r>
+        <w:t xml:space="preserve">(lee los logs de</w:t>
+      </w:r>
+      <w:r>
+        <w:t xml:space="preserve"> </w:t>
+      </w:r>
+      <w:r>
+        <w:t xml:space="preserve">Caddy y del poller, que viven en el host):</w:t>
+      </w:r>
+    </w:p>
+    <w:p>
+      <w:pPr>
+        <w:pStyle w:val="SourceCode"/>
+      </w:pPr>
+      <w:r>
+        <w:rPr>
+          <w:rStyle w:val="CommentTok"/>
+        </w:rPr>
+        <w:t xml:space="preserve"># en la VM, raiz del repo</w:t>
+      </w:r>
+      <w:r>
+        <w:br/>
+      </w:r>
+      <w:r>
+        <w:rPr>
+          <w:rStyle w:val="ExtensionTok"/>
+        </w:rPr>
+        <w:t xml:space="preserve">python3</w:t>
+      </w:r>
+      <w:r>
+        <w:rPr>
+          <w:rStyle w:val="NormalTok"/>
+        </w:rPr>
+        <w:t xml:space="preserve"> backend/scripts/oe3_availability.py </w:t>
+      </w:r>
+      <w:r>
+        <w:rPr>
+          <w:rStyle w:val="DataTypeTok"/>
+        </w:rPr>
+        <w:t xml:space="preserve">\</w:t>
+      </w:r>
+      <w:r>
+        <w:br/>
+      </w:r>
+      <w:r>
+        <w:rPr>
+          <w:rStyle w:val="NormalTok"/>
+        </w:rPr>
+        <w:t xml:space="preserve">    </w:t>
+      </w:r>
+      <w:r>
+        <w:rPr>
+          <w:rStyle w:val="AttributeTok"/>
+        </w:rPr>
+        <w:t xml:space="preserve">--caddy-log</w:t>
+      </w:r>
+      <w:r>
+        <w:rPr>
+          <w:rStyle w:val="NormalTok"/>
+        </w:rPr>
+        <w:t xml:space="preserve"> /var/log/caddy/access.log </w:t>
+      </w:r>
+      <w:r>
+        <w:rPr>
+          <w:rStyle w:val="DataTypeTok"/>
+        </w:rPr>
+        <w:t xml:space="preserve">\</w:t>
+      </w:r>
+      <w:r>
+        <w:br/>
+      </w:r>
+      <w:r>
+        <w:rPr>
+          <w:rStyle w:val="NormalTok"/>
+        </w:rPr>
+        <w:t xml:space="preserve">    </w:t>
+      </w:r>
+      <w:r>
+        <w:rPr>
+          <w:rStyle w:val="AttributeTok"/>
+        </w:rPr>
+        <w:t xml:space="preserve">--health-log</w:t>
+      </w:r>
+      <w:r>
+        <w:rPr>
+          <w:rStyle w:val="NormalTok"/>
+        </w:rPr>
+        <w:t xml:space="preserve"> /var/log/tutor/health.log</w:t>
+      </w:r>
+    </w:p>
+    <w:p>
+      <w:pPr>
+        <w:pStyle w:val="Compact"/>
+        <w:numPr>
+          <w:ilvl w:val="0"/>
+          <w:numId w:val="1002"/>
+        </w:numPr>
+      </w:pPr>
+      <w:r>
+        <w:t xml:space="preserve">5xx % y latencia proxy salen del access.log JSON de Caddy.</w:t>
+      </w:r>
+    </w:p>
+    <w:p>
+      <w:pPr>
+        <w:pStyle w:val="Compact"/>
+        <w:numPr>
+          <w:ilvl w:val="0"/>
+          <w:numId w:val="1002"/>
+        </w:numPr>
+      </w:pPr>
+      <w:r>
+        <w:t xml:space="preserve">uptime %, health % y MTBF salen del log del poller.</w:t>
+      </w:r>
+    </w:p>
+    <w:p>
+      <w:pPr>
+        <w:pStyle w:val="Compact"/>
+        <w:numPr>
+          <w:ilvl w:val="0"/>
+          <w:numId w:val="1002"/>
+        </w:numPr>
+      </w:pPr>
+      <w:r>
+        <w:t xml:space="preserve">Salida:</w:t>
+      </w:r>
+      <w:r>
+        <w:t xml:space="preserve"> </w:t>
+      </w:r>
+      <w:r>
+        <w:rPr>
+          <w:rStyle w:val="VerbatimChar"/>
+        </w:rPr>
+        <w:t xml:space="preserve">oe3_results/availability_&lt;ts&gt;.json</w:t>
+      </w:r>
+      <w:r>
+        <w:t xml:space="preserve">.</w:t>
+      </w:r>
+    </w:p>
+    <w:bookmarkEnd w:id="12"/>
+    <w:bookmarkStart w:id="13" w:name="cerrar-la-medición"/>
+    <w:p>
+      <w:pPr>
+        <w:pStyle w:val="Heading2"/>
+      </w:pPr>
+      <w:r>
+        <w:t xml:space="preserve">4. Cerrar la medición</w:t>
+      </w:r>
+    </w:p>
+    <w:p>
+      <w:pPr>
+        <w:pStyle w:val="SourceCode"/>
+      </w:pPr>
+      <w:r>
+        <w:rPr>
+          <w:rStyle w:val="FunctionTok"/>
+        </w:rPr>
+        <w:t xml:space="preserve">sudo</w:t>
+      </w:r>
+      <w:r>
+        <w:rPr>
+          <w:rStyle w:val="NormalTok"/>
+        </w:rPr>
+        <w:t xml:space="preserve"> systemctl disable </w:t>
+      </w:r>
+      <w:r>
+        <w:rPr>
+          <w:rStyle w:val="AttributeTok"/>
+        </w:rPr>
+        <w:t xml:space="preserve">--now</w:t>
+      </w:r>
+      <w:r>
+        <w:rPr>
+          <w:rStyle w:val="NormalTok"/>
+        </w:rPr>
+        <w:t xml:space="preserve"> tutor-health-poller</w:t>
+      </w:r>
+    </w:p>
+    <w:p>
+      <w:pPr>
+        <w:pStyle w:val="FirstParagraph"/>
+      </w:pPr>
+      <w:r>
+        <w:t xml:space="preserve">Consolidar los JSON de</w:t>
+      </w:r>
+      <w:r>
+        <w:t xml:space="preserve"> </w:t>
+      </w:r>
+      <w:r>
+        <w:rPr>
+          <w:rStyle w:val="VerbatimChar"/>
+        </w:rPr>
+        <w:t xml:space="preserve">oe3_results/</w:t>
+      </w:r>
+      <w:r>
+        <w:t xml:space="preserve"> </w:t>
+      </w:r>
+      <w:r>
+        <w:t xml:space="preserve">en</w:t>
+      </w:r>
+      <w:r>
+        <w:t xml:space="preserve"> </w:t>
+      </w:r>
+      <w:r>
+        <w:rPr>
+          <w:rStyle w:val="VerbatimChar"/>
+        </w:rPr>
+        <w:t xml:space="preserve">docs/reporte-OE3-despliegue.docx</w:t>
+      </w:r>
+      <w:r>
+        <w:t xml:space="preserve"> </w:t>
+      </w:r>
+      <w:r>
+        <w:t xml:space="preserve">junto</w:t>
+      </w:r>
+      <w:r>
+        <w:t xml:space="preserve"> </w:t>
+      </w:r>
+      <w:r>
+        <w:t xml:space="preserve">con la evidencia de despliegue (uptime de la VM, capturas de Caddy/cert, etc.).</w:t>
+      </w:r>
+    </w:p>
+    <w:p>
+      <w:r>
+        <w:pict>
+          <v:rect style="width:0;height:1.5pt" o:hralign="center" o:hrstd="t" o:hr="t"/>
+        </w:pict>
+      </w:r>
+    </w:p>
+    <w:bookmarkEnd w:id="13"/>
+    <w:bookmarkStart w:id="18" w:name="X587eea6db1dc4754287784352bfd192745b580f"/>
+    <w:p>
+      <w:pPr>
+        <w:pStyle w:val="Heading2"/>
+      </w:pPr>
+      <w:r>
+        <w:t xml:space="preserve">5. Resultados de medición — 02-jun-2026 (VM CPU</w:t>
+      </w:r>
+      <w:r>
+        <w:t xml:space="preserve"> </w:t>
+      </w:r>
+      <w:r>
+        <w:rPr>
+          <w:rStyle w:val="VerbatimChar"/>
+        </w:rPr>
+        <w:t xml:space="preserve">e2-standard-4</w:t>
+      </w:r>
+      <w:r>
+        <w:t xml:space="preserve">)</w:t>
+      </w:r>
+    </w:p>
+    <w:p>
+      <w:pPr>
+        <w:pStyle w:val="FirstParagraph"/>
+      </w:pPr>
+      <w:r>
+        <w:rPr>
+          <w:b/>
+          <w:bCs/>
+        </w:rPr>
+        <w:t xml:space="preserve">Despliegue (cualitativo) — cumple:</w:t>
+      </w:r>
+      <w:r>
+        <w:t xml:space="preserve"> </w:t>
+      </w:r>
+      <w:r>
+        <w:t xml:space="preserve">sistema operativo en producción · 4 contenedores (postgres+pgvector, redis, backend FastAPI, Caddy) · TLS Let’s Encrypt en</w:t>
+      </w:r>
+      <w:r>
+        <w:t xml:space="preserve"> </w:t>
+      </w:r>
+      <w:r>
+        <w:rPr>
+          <w:rStyle w:val="VerbatimChar"/>
+        </w:rPr>
+        <w:t xml:space="preserve">api.tutoriesrfa.lat</w:t>
+      </w:r>
+      <w:r>
+        <w:t xml:space="preserve"> </w:t>
+      </w:r>
+      <w:r>
+        <w:t xml:space="preserve">· frontend en Firebase (</w:t>
+      </w:r>
+      <w:r>
+        <w:rPr>
+          <w:rStyle w:val="VerbatimChar"/>
+        </w:rPr>
+        <w:t xml:space="preserve">tutor-ia-rfa.web.app</w:t>
+      </w:r>
+      <w:r>
+        <w:t xml:space="preserve">) · 3388 chunks indexados (IVFFlat) · logs JSON + respuestas RAG con citas.</w:t>
+      </w:r>
+    </w:p>
+    <w:bookmarkStart w:id="14" w:name="X4cd45f87e121986c7150eacc513034ab5b8d388"/>
+    <w:p>
+      <w:pPr>
+        <w:pStyle w:val="Heading3"/>
+      </w:pPr>
+      <w:r>
+        <w:t xml:space="preserve">5.1 Rendimiento (harness</w:t>
+      </w:r>
+      <w:r>
+        <w:t xml:space="preserve"> </w:t>
+      </w:r>
+      <w:r>
+        <w:rPr>
+          <w:rStyle w:val="VerbatimChar"/>
+        </w:rPr>
+        <w:t xml:space="preserve">oe3_perf.py</w:t>
+      </w:r>
+      <w:r>
+        <w:t xml:space="preserve">, 15 reqs, concurrencia 3,</w:t>
+      </w:r>
+      <w:r>
+        <w:t xml:space="preserve"> </w:t>
+      </w:r>
+      <w:r>
+        <w:rPr>
+          <w:rStyle w:val="VerbatimChar"/>
+        </w:rPr>
+        <w:t xml:space="preserve">num_predict=128</w:t>
+      </w:r>
+      <w:r>
+        <w:t xml:space="preserve">)</w:t>
       </w:r>
     </w:p>
     <w:tbl>
@@ -145,17 +1499,6 @@
               <w:pStyle w:val="Compact"/>
             </w:pPr>
             <w:r>
-              <w:t xml:space="preserve">Grupo</w:t>
-            </w:r>
-          </w:p>
-        </w:tc>
-        <w:tc>
-          <w:tcPr/>
-          <w:p>
-            <w:pPr>
-              <w:pStyle w:val="Compact"/>
-            </w:pPr>
-            <w:r>
               <w:t xml:space="preserve">Indicador</w:t>
             </w:r>
           </w:p>
@@ -178,7 +1521,18 @@
               <w:pStyle w:val="Compact"/>
             </w:pPr>
             <w:r>
-              <w:t xml:space="preserve">Harness</w:t>
+              <w:t xml:space="preserve">Medido</w:t>
+            </w:r>
+          </w:p>
+        </w:tc>
+        <w:tc>
+          <w:tcPr/>
+          <w:p>
+            <w:pPr>
+              <w:pStyle w:val="Compact"/>
+            </w:pPr>
+            <w:r>
+              <w:t xml:space="preserve">¿Cumple?</w:t>
             </w:r>
           </w:p>
         </w:tc>
@@ -191,17 +1545,6 @@
               <w:pStyle w:val="Compact"/>
             </w:pPr>
             <w:r>
-              <w:t xml:space="preserve">Rendimiento</w:t>
-            </w:r>
-          </w:p>
-        </w:tc>
-        <w:tc>
-          <w:tcPr/>
-          <w:p>
-            <w:pPr>
-              <w:pStyle w:val="Compact"/>
-            </w:pPr>
-            <w:r>
               <w:t xml:space="preserve">TTFT P95</w:t>
             </w:r>
           </w:p>
@@ -223,632 +1566,202 @@
             <w:pPr>
               <w:pStyle w:val="Compact"/>
             </w:pPr>
+            <w:r>
+              <w:rPr>
+                <w:b/>
+                <w:bCs/>
+              </w:rPr>
+              <w:t xml:space="preserve">99.40 s</w:t>
+            </w:r>
+          </w:p>
+        </w:tc>
+        <w:tc>
+          <w:tcPr/>
+          <w:p>
+            <w:pPr>
+              <w:pStyle w:val="Compact"/>
+            </w:pPr>
+            <w:r>
+              <w:t xml:space="preserve">❌</w:t>
+            </w:r>
+          </w:p>
+        </w:tc>
+      </w:tr>
+      <w:tr>
+        <w:tc>
+          <w:tcPr/>
+          <w:p>
+            <w:pPr>
+              <w:pStyle w:val="Compact"/>
+            </w:pPr>
+            <w:r>
+              <w:t xml:space="preserve">ITL P95</w:t>
+            </w:r>
+          </w:p>
+        </w:tc>
+        <w:tc>
+          <w:tcPr/>
+          <w:p>
+            <w:pPr>
+              <w:pStyle w:val="Compact"/>
+            </w:pPr>
+            <w:r>
+              <w:t xml:space="preserve">≤ 250 ms</w:t>
+            </w:r>
+          </w:p>
+        </w:tc>
+        <w:tc>
+          <w:tcPr/>
+          <w:p>
+            <w:pPr>
+              <w:pStyle w:val="Compact"/>
+            </w:pPr>
+            <w:r>
+              <w:rPr>
+                <w:b/>
+                <w:bCs/>
+              </w:rPr>
+              <w:t xml:space="preserve">362.6 ms</w:t>
+            </w:r>
+          </w:p>
+        </w:tc>
+        <w:tc>
+          <w:tcPr/>
+          <w:p>
+            <w:pPr>
+              <w:pStyle w:val="Compact"/>
+            </w:pPr>
+            <w:r>
+              <w:t xml:space="preserve">❌</w:t>
+            </w:r>
+          </w:p>
+        </w:tc>
+      </w:tr>
+      <w:tr>
+        <w:tc>
+          <w:tcPr/>
+          <w:p>
+            <w:pPr>
+              <w:pStyle w:val="Compact"/>
+            </w:pPr>
+            <w:r>
+              <w:t xml:space="preserve">throughput (conc 3)</w:t>
+            </w:r>
+          </w:p>
+        </w:tc>
+        <w:tc>
+          <w:tcPr/>
+          <w:p>
+            <w:pPr>
+              <w:pStyle w:val="Compact"/>
+            </w:pPr>
+            <w:r>
+              <w:t xml:space="preserve">≥ 8 tok/s</w:t>
+            </w:r>
+          </w:p>
+        </w:tc>
+        <w:tc>
+          <w:tcPr/>
+          <w:p>
+            <w:pPr>
+              <w:pStyle w:val="Compact"/>
+            </w:pPr>
+            <w:r>
+              <w:rPr>
+                <w:b/>
+                <w:bCs/>
+              </w:rPr>
+              <w:t xml:space="preserve">2.69 tok/s</w:t>
+            </w:r>
+          </w:p>
+        </w:tc>
+        <w:tc>
+          <w:tcPr/>
+          <w:p>
+            <w:pPr>
+              <w:pStyle w:val="Compact"/>
+            </w:pPr>
+            <w:r>
+              <w:t xml:space="preserve">❌</w:t>
+            </w:r>
+          </w:p>
+        </w:tc>
+      </w:tr>
+      <w:tr>
+        <w:tc>
+          <w:tcPr/>
+          <w:p>
+            <w:pPr>
+              <w:pStyle w:val="Compact"/>
+            </w:pPr>
+            <w:r>
+              <w:t xml:space="preserve">e2e P95</w:t>
+            </w:r>
+          </w:p>
+        </w:tc>
+        <w:tc>
+          <w:tcPr/>
+          <w:p>
+            <w:pPr>
+              <w:pStyle w:val="Compact"/>
+            </w:pPr>
+            <w:r>
+              <w:t xml:space="preserve">≤ 8 s</w:t>
+            </w:r>
+          </w:p>
+        </w:tc>
+        <w:tc>
+          <w:tcPr/>
+          <w:p>
+            <w:pPr>
+              <w:pStyle w:val="Compact"/>
+            </w:pPr>
+            <w:r>
+              <w:t xml:space="preserve">no medido (</w:t>
+            </w:r>
             <w:r>
               <w:rPr>
                 <w:rStyle w:val="VerbatimChar"/>
               </w:rPr>
-              <w:t xml:space="preserve">oe3_perf.py</w:t>
-            </w:r>
-          </w:p>
-        </w:tc>
-      </w:tr>
-      <w:tr>
-        <w:tc>
-          <w:tcPr/>
-          <w:p>
-            <w:pPr>
-              <w:pStyle w:val="Compact"/>
-            </w:pPr>
-            <w:r>
-              <w:t xml:space="preserve">Rendimiento</w:t>
-            </w:r>
-          </w:p>
-        </w:tc>
-        <w:tc>
-          <w:tcPr/>
-          <w:p>
-            <w:pPr>
-              <w:pStyle w:val="Compact"/>
-            </w:pPr>
-            <w:r>
-              <w:t xml:space="preserve">ITL P95</w:t>
-            </w:r>
-          </w:p>
-        </w:tc>
-        <w:tc>
-          <w:tcPr/>
-          <w:p>
-            <w:pPr>
-              <w:pStyle w:val="Compact"/>
-            </w:pPr>
-            <w:r>
-              <w:t xml:space="preserve">≤ 250 ms</w:t>
-            </w:r>
-          </w:p>
-        </w:tc>
-        <w:tc>
-          <w:tcPr/>
-          <w:p>
-            <w:pPr>
-              <w:pStyle w:val="Compact"/>
-            </w:pPr>
-            <w:r>
-              <w:rPr>
-                <w:rStyle w:val="VerbatimChar"/>
-              </w:rPr>
-              <w:t xml:space="preserve">oe3_perf.py</w:t>
-            </w:r>
-          </w:p>
-        </w:tc>
-      </w:tr>
-      <w:tr>
-        <w:tc>
-          <w:tcPr/>
-          <w:p>
-            <w:pPr>
-              <w:pStyle w:val="Compact"/>
-            </w:pPr>
-            <w:r>
-              <w:t xml:space="preserve">Rendimiento</w:t>
-            </w:r>
-          </w:p>
-        </w:tc>
-        <w:tc>
-          <w:tcPr/>
-          <w:p>
-            <w:pPr>
-              <w:pStyle w:val="Compact"/>
-            </w:pPr>
-            <w:r>
-              <w:t xml:space="preserve">throughput (conc 3)</w:t>
-            </w:r>
-          </w:p>
-        </w:tc>
-        <w:tc>
-          <w:tcPr/>
-          <w:p>
-            <w:pPr>
-              <w:pStyle w:val="Compact"/>
-            </w:pPr>
-            <w:r>
-              <w:t xml:space="preserve">≥ 8 tok/s</w:t>
-            </w:r>
-          </w:p>
-        </w:tc>
-        <w:tc>
-          <w:tcPr/>
-          <w:p>
-            <w:pPr>
-              <w:pStyle w:val="Compact"/>
-            </w:pPr>
-            <w:r>
-              <w:rPr>
-                <w:rStyle w:val="VerbatimChar"/>
-              </w:rPr>
-              <w:t xml:space="preserve">oe3_perf.py</w:t>
-            </w:r>
-          </w:p>
-        </w:tc>
-      </w:tr>
-      <w:tr>
-        <w:tc>
-          <w:tcPr/>
-          <w:p>
-            <w:pPr>
-              <w:pStyle w:val="Compact"/>
-            </w:pPr>
-            <w:r>
-              <w:t xml:space="preserve">Rendimiento</w:t>
-            </w:r>
-          </w:p>
-        </w:tc>
-        <w:tc>
-          <w:tcPr/>
-          <w:p>
-            <w:pPr>
-              <w:pStyle w:val="Compact"/>
-            </w:pPr>
-            <w:r>
-              <w:t xml:space="preserve">e2e P95</w:t>
-            </w:r>
-          </w:p>
-        </w:tc>
-        <w:tc>
-          <w:tcPr/>
-          <w:p>
-            <w:pPr>
-              <w:pStyle w:val="Compact"/>
-            </w:pPr>
-            <w:r>
-              <w:t xml:space="preserve">≤ 8 s</w:t>
-            </w:r>
-          </w:p>
-        </w:tc>
-        <w:tc>
-          <w:tcPr/>
-          <w:p>
-            <w:pPr>
-              <w:pStyle w:val="Compact"/>
-            </w:pPr>
-            <w:r>
-              <w:rPr>
-                <w:rStyle w:val="VerbatimChar"/>
-              </w:rPr>
-              <w:t xml:space="preserve">oe3_perf.py --e2e</w:t>
-            </w:r>
-          </w:p>
-        </w:tc>
-      </w:tr>
-      <w:tr>
-        <w:tc>
-          <w:tcPr/>
-          <w:p>
-            <w:pPr>
-              <w:pStyle w:val="Compact"/>
-            </w:pPr>
-            <w:r>
-              <w:t xml:space="preserve">Disponibilidad</w:t>
-            </w:r>
-          </w:p>
-        </w:tc>
-        <w:tc>
-          <w:tcPr/>
-          <w:p>
-            <w:pPr>
-              <w:pStyle w:val="Compact"/>
-            </w:pPr>
-            <w:r>
-              <w:t xml:space="preserve">uptime</w:t>
-            </w:r>
-          </w:p>
-        </w:tc>
-        <w:tc>
-          <w:tcPr/>
-          <w:p>
-            <w:pPr>
-              <w:pStyle w:val="Compact"/>
-            </w:pPr>
-            <w:r>
-              <w:t xml:space="preserve">≥ 99 %</w:t>
-            </w:r>
-          </w:p>
-        </w:tc>
-        <w:tc>
-          <w:tcPr/>
-          <w:p>
-            <w:pPr>
-              <w:pStyle w:val="Compact"/>
-            </w:pPr>
-            <w:r>
-              <w:rPr>
-                <w:rStyle w:val="VerbatimChar"/>
-              </w:rPr>
-              <w:t xml:space="preserve">oe3_availability.py</w:t>
-            </w:r>
-          </w:p>
-        </w:tc>
-      </w:tr>
-      <w:tr>
-        <w:tc>
-          <w:tcPr/>
-          <w:p>
-            <w:pPr>
-              <w:pStyle w:val="Compact"/>
-            </w:pPr>
-            <w:r>
-              <w:t xml:space="preserve">Disponibilidad</w:t>
-            </w:r>
-          </w:p>
-        </w:tc>
-        <w:tc>
-          <w:tcPr/>
-          <w:p>
-            <w:pPr>
-              <w:pStyle w:val="Compact"/>
-            </w:pPr>
-            <w:r>
-              <w:t xml:space="preserve">health checks</w:t>
-            </w:r>
-          </w:p>
-        </w:tc>
-        <w:tc>
-          <w:tcPr/>
-          <w:p>
-            <w:pPr>
-              <w:pStyle w:val="Compact"/>
-            </w:pPr>
-            <w:r>
-              <w:t xml:space="preserve">≥ 99 %</w:t>
-            </w:r>
-          </w:p>
-        </w:tc>
-        <w:tc>
-          <w:tcPr/>
-          <w:p>
-            <w:pPr>
-              <w:pStyle w:val="Compact"/>
-            </w:pPr>
-            <w:r>
-              <w:rPr>
-                <w:rStyle w:val="VerbatimChar"/>
-              </w:rPr>
-              <w:t xml:space="preserve">oe3_availability.py</w:t>
-            </w:r>
-          </w:p>
-        </w:tc>
-      </w:tr>
-      <w:tr>
-        <w:tc>
-          <w:tcPr/>
-          <w:p>
-            <w:pPr>
-              <w:pStyle w:val="Compact"/>
-            </w:pPr>
-            <w:r>
-              <w:t xml:space="preserve">Disponibilidad</w:t>
-            </w:r>
-          </w:p>
-        </w:tc>
-        <w:tc>
-          <w:tcPr/>
-          <w:p>
-            <w:pPr>
-              <w:pStyle w:val="Compact"/>
-            </w:pPr>
-            <w:r>
-              <w:t xml:space="preserve">5xx</w:t>
-            </w:r>
-          </w:p>
-        </w:tc>
-        <w:tc>
-          <w:tcPr/>
-          <w:p>
-            <w:pPr>
-              <w:pStyle w:val="Compact"/>
-            </w:pPr>
-            <w:r>
-              <w:t xml:space="preserve">≤ 2 %</w:t>
-            </w:r>
-          </w:p>
-        </w:tc>
-        <w:tc>
-          <w:tcPr/>
-          <w:p>
-            <w:pPr>
-              <w:pStyle w:val="Compact"/>
-            </w:pPr>
-            <w:r>
-              <w:rPr>
-                <w:rStyle w:val="VerbatimChar"/>
-              </w:rPr>
-              <w:t xml:space="preserve">oe3_availability.py</w:t>
-            </w:r>
-          </w:p>
-        </w:tc>
-      </w:tr>
-      <w:tr>
-        <w:tc>
-          <w:tcPr/>
-          <w:p>
-            <w:pPr>
-              <w:pStyle w:val="Compact"/>
-            </w:pPr>
-            <w:r>
-              <w:t xml:space="preserve">Disponibilidad</w:t>
-            </w:r>
-          </w:p>
-        </w:tc>
-        <w:tc>
-          <w:tcPr/>
-          <w:p>
-            <w:pPr>
-              <w:pStyle w:val="Compact"/>
-            </w:pPr>
-            <w:r>
-              <w:t xml:space="preserve">MTBF</w:t>
-            </w:r>
-          </w:p>
-        </w:tc>
-        <w:tc>
-          <w:tcPr/>
-          <w:p>
-            <w:pPr>
-              <w:pStyle w:val="Compact"/>
-            </w:pPr>
-            <w:r>
-              <w:t xml:space="preserve">≥ 48 h</w:t>
-            </w:r>
-          </w:p>
-        </w:tc>
-        <w:tc>
-          <w:tcPr/>
-          <w:p>
-            <w:pPr>
-              <w:pStyle w:val="Compact"/>
-            </w:pPr>
-            <w:r>
-              <w:rPr>
-                <w:rStyle w:val="VerbatimChar"/>
-              </w:rPr>
-              <w:t xml:space="preserve">oe3_availability.py</w:t>
-            </w:r>
-          </w:p>
-        </w:tc>
-      </w:tr>
-      <w:tr>
-        <w:tc>
-          <w:tcPr/>
-          <w:p>
-            <w:pPr>
-              <w:pStyle w:val="Compact"/>
-            </w:pPr>
-            <w:r>
-              <w:t xml:space="preserve">Trazabilidad</w:t>
-            </w:r>
-          </w:p>
-        </w:tc>
-        <w:tc>
-          <w:tcPr/>
-          <w:p>
-            <w:pPr>
-              <w:pStyle w:val="Compact"/>
-            </w:pPr>
-            <w:r>
-              <w:t xml:space="preserve">cobertura RF</w:t>
-            </w:r>
-          </w:p>
-        </w:tc>
-        <w:tc>
-          <w:tcPr/>
-          <w:p>
-            <w:pPr>
-              <w:pStyle w:val="Compact"/>
-            </w:pPr>
-            <w:r>
-              <w:t xml:space="preserve">≥ 0.95</w:t>
-            </w:r>
-          </w:p>
-        </w:tc>
-        <w:tc>
-          <w:tcPr/>
-          <w:p>
-            <w:pPr>
-              <w:pStyle w:val="Compact"/>
-            </w:pPr>
-            <w:r>
-              <w:t xml:space="preserve">matriz ISO (OE5) — ya = 1.0</w:t>
-            </w:r>
-          </w:p>
-        </w:tc>
-      </w:tr>
-      <w:tr>
-        <w:tc>
-          <w:tcPr/>
-          <w:p>
-            <w:pPr>
-              <w:pStyle w:val="Compact"/>
-            </w:pPr>
-            <w:r>
-              <w:t xml:space="preserve">Trazabilidad</w:t>
-            </w:r>
-          </w:p>
-        </w:tc>
-        <w:tc>
-          <w:tcPr/>
-          <w:p>
-            <w:pPr>
-              <w:pStyle w:val="Compact"/>
-            </w:pPr>
-            <w:r>
-              <w:t xml:space="preserve">citación / exactitud</w:t>
-            </w:r>
-          </w:p>
-        </w:tc>
-        <w:tc>
-          <w:tcPr/>
-          <w:p>
-            <w:pPr>
-              <w:pStyle w:val="Compact"/>
-            </w:pPr>
-            <w:r>
-              <w:t xml:space="preserve">≥ 0.90 / ≥ 0.85</w:t>
-            </w:r>
-          </w:p>
-        </w:tc>
-        <w:tc>
-          <w:tcPr/>
-          <w:p>
-            <w:pPr>
-              <w:pStyle w:val="Compact"/>
-            </w:pPr>
-            <w:r>
-              <w:t xml:space="preserve">golden set + RAGAS (context_precision)</w:t>
+              <w:t xml:space="preserve">--e2e</w:t>
+            </w:r>
+            <w:r>
+              <w:t xml:space="preserve"> </w:t>
+            </w:r>
+            <w:r>
+              <w:t xml:space="preserve">omitido)</w:t>
+            </w:r>
+          </w:p>
+        </w:tc>
+        <w:tc>
+          <w:tcPr/>
+          <w:p>
+            <w:pPr>
+              <w:pStyle w:val="Compact"/>
+            </w:pPr>
+            <w:r>
+              <w:t xml:space="preserve">—</w:t>
             </w:r>
           </w:p>
         </w:tc>
       </w:tr>
     </w:tbl>
-    <w:bookmarkEnd w:id="9"/>
-    <w:bookmarkStart w:id="10" w:name="X4c66a17a358de9c2dae6b84573ee686dc753817"/>
-    <w:p>
-      <w:pPr>
-        <w:pStyle w:val="Heading2"/>
-      </w:pPr>
-      <w:r>
-        <w:t xml:space="preserve">1. Arrancar la sonda de disponibilidad (dejar corriendo todo el piloto)</w:t>
-      </w:r>
-    </w:p>
-    <w:p>
-      <w:pPr>
-        <w:pStyle w:val="SourceCode"/>
-      </w:pPr>
-      <w:r>
-        <w:rPr>
-          <w:rStyle w:val="CommentTok"/>
-        </w:rPr>
-        <w:t xml:space="preserve"># en la VM</w:t>
-      </w:r>
-      <w:r>
-        <w:br/>
-      </w:r>
-      <w:r>
-        <w:rPr>
-          <w:rStyle w:val="FunctionTok"/>
-        </w:rPr>
-        <w:t xml:space="preserve">sudo</w:t>
-      </w:r>
-      <w:r>
-        <w:rPr>
-          <w:rStyle w:val="NormalTok"/>
-        </w:rPr>
-        <w:t xml:space="preserve"> cp infra/scripts/tutor-health-poller.service /etc/systemd/system/</w:t>
-      </w:r>
-      <w:r>
-        <w:br/>
-      </w:r>
-      <w:r>
-        <w:rPr>
-          <w:rStyle w:val="FunctionTok"/>
-        </w:rPr>
-        <w:t xml:space="preserve">sudo</w:t>
-      </w:r>
-      <w:r>
-        <w:rPr>
-          <w:rStyle w:val="NormalTok"/>
-        </w:rPr>
-        <w:t xml:space="preserve"> systemctl daemon-reload</w:t>
-      </w:r>
-      <w:r>
-        <w:br/>
-      </w:r>
-      <w:r>
-        <w:rPr>
-          <w:rStyle w:val="FunctionTok"/>
-        </w:rPr>
-        <w:t xml:space="preserve">sudo</w:t>
-      </w:r>
-      <w:r>
-        <w:rPr>
-          <w:rStyle w:val="NormalTok"/>
-        </w:rPr>
-        <w:t xml:space="preserve"> systemctl enable </w:t>
-      </w:r>
-      <w:r>
-        <w:rPr>
-          <w:rStyle w:val="AttributeTok"/>
-        </w:rPr>
-        <w:t xml:space="preserve">--now</w:t>
-      </w:r>
-      <w:r>
-        <w:rPr>
-          <w:rStyle w:val="NormalTok"/>
-        </w:rPr>
-        <w:t xml:space="preserve"> tutor-health-poller</w:t>
-      </w:r>
-      <w:r>
-        <w:br/>
-      </w:r>
-      <w:r>
-        <w:rPr>
-          <w:rStyle w:val="ExtensionTok"/>
-        </w:rPr>
-        <w:t xml:space="preserve">systemctl</w:t>
-      </w:r>
-      <w:r>
-        <w:rPr>
-          <w:rStyle w:val="NormalTok"/>
-        </w:rPr>
-        <w:t xml:space="preserve"> status tutor-health-poller   </w:t>
-      </w:r>
-      <w:r>
-        <w:rPr>
-          <w:rStyle w:val="CommentTok"/>
-        </w:rPr>
-        <w:t xml:space="preserve"># debe quedar "active (running)"</w:t>
-      </w:r>
-    </w:p>
-    <w:p>
-      <w:pPr>
-        <w:pStyle w:val="FirstParagraph"/>
-      </w:pPr>
-      <w:r>
-        <w:t xml:space="preserve">Esto escribe</w:t>
-      </w:r>
-      <w:r>
-        <w:t xml:space="preserve"> </w:t>
-      </w:r>
-      <w:r>
-        <w:rPr>
-          <w:rStyle w:val="VerbatimChar"/>
-        </w:rPr>
-        <w:t xml:space="preserve">epoch,code,latency</w:t>
-      </w:r>
-      <w:r>
-        <w:t xml:space="preserve"> </w:t>
-      </w:r>
-      <w:r>
-        <w:t xml:space="preserve">cada 60 s en</w:t>
-      </w:r>
-      <w:r>
-        <w:t xml:space="preserve"> </w:t>
-      </w:r>
-      <w:r>
-        <w:rPr>
-          <w:rStyle w:val="VerbatimChar"/>
-        </w:rPr>
-        <w:t xml:space="preserve">/var/log/tutor/health.log</w:t>
-      </w:r>
-      <w:r>
-        <w:t xml:space="preserve">. Para</w:t>
-      </w:r>
-      <w:r>
-        <w:t xml:space="preserve"> </w:t>
-      </w:r>
-      <w:r>
-        <w:t xml:space="preserve">MTBF ≥ 48 h se necesita una ventana de</w:t>
-      </w:r>
-      <w:r>
-        <w:t xml:space="preserve"> </w:t>
-      </w:r>
+    <w:p>
+      <w:pPr>
+        <w:pStyle w:val="BodyText"/>
+      </w:pPr>
       <w:r>
         <w:rPr>
           <w:b/>
           <w:bCs/>
         </w:rPr>
-        <w:t xml:space="preserve">al menos ~48 h</w:t>
-      </w:r>
-      <w:r>
-        <w:t xml:space="preserve"> </w:t>
-      </w:r>
-      <w:r>
-        <w:t xml:space="preserve">de observación.</w:t>
-      </w:r>
-    </w:p>
-    <w:bookmarkEnd w:id="10"/>
-    <w:bookmarkStart w:id="11" w:name="X3f7f93c04fb771fe02bca64f67f8aaedb004bb4"/>
-    <w:p>
-      <w:pPr>
-        <w:pStyle w:val="Heading2"/>
-      </w:pPr>
-      <w:r>
-        <w:t xml:space="preserve">2. Medir rendimiento (cuando quieras, sistema vivo)</w:t>
-      </w:r>
-    </w:p>
-    <w:p>
-      <w:pPr>
-        <w:pStyle w:val="FirstParagraph"/>
-      </w:pPr>
-      <w:r>
-        <w:rPr>
-          <w:rStyle w:val="VerbatimChar"/>
-        </w:rPr>
-        <w:t xml:space="preserve">oe3_perf.py</w:t>
-      </w:r>
-      <w:r>
-        <w:t xml:space="preserve"> </w:t>
-      </w:r>
-      <w:r>
-        <w:t xml:space="preserve">corre</w:t>
+        <w:t xml:space="preserve">Lectura honesta.</w:t>
+      </w:r>
+      <w:r>
+        <w:t xml:space="preserve"> </w:t>
+      </w:r>
+      <w:r>
+        <w:t xml:space="preserve">Los umbrales fueron calibrados para aceleración</w:t>
       </w:r>
       <w:r>
         <w:t xml:space="preserve"> </w:t>
@@ -858,111 +1771,201 @@
           <w:b/>
           <w:bCs/>
         </w:rPr>
-        <w:t xml:space="preserve">dentro del contenedor backend</w:t>
-      </w:r>
-      <w:r>
-        <w:t xml:space="preserve"> </w:t>
-      </w:r>
-      <w:r>
-        <w:t xml:space="preserve">(usa httpx + app.config):</w:t>
-      </w:r>
-    </w:p>
-    <w:p>
-      <w:pPr>
-        <w:pStyle w:val="SourceCode"/>
-      </w:pPr>
-      <w:r>
-        <w:rPr>
-          <w:rStyle w:val="CommentTok"/>
-        </w:rPr>
-        <w:t xml:space="preserve"># en la VM, raiz del repo</w:t>
-      </w:r>
-      <w:r>
-        <w:br/>
-      </w:r>
-      <w:r>
-        <w:rPr>
-          <w:rStyle w:val="ExtensionTok"/>
-        </w:rPr>
-        <w:t xml:space="preserve">docker</w:t>
-      </w:r>
-      <w:r>
-        <w:rPr>
-          <w:rStyle w:val="NormalTok"/>
-        </w:rPr>
-        <w:t xml:space="preserve"> compose exec backend python scripts/oe3_perf.py </w:t>
-      </w:r>
-      <w:r>
-        <w:rPr>
-          <w:rStyle w:val="AttributeTok"/>
-        </w:rPr>
-        <w:t xml:space="preserve">--iterations</w:t>
-      </w:r>
-      <w:r>
-        <w:rPr>
-          <w:rStyle w:val="NormalTok"/>
-        </w:rPr>
-        <w:t xml:space="preserve"> 30 </w:t>
-      </w:r>
-      <w:r>
-        <w:rPr>
-          <w:rStyle w:val="AttributeTok"/>
-        </w:rPr>
-        <w:t xml:space="preserve">--concurrency</w:t>
-      </w:r>
-      <w:r>
-        <w:rPr>
-          <w:rStyle w:val="NormalTok"/>
-        </w:rPr>
-        <w:t xml:space="preserve"> 3</w:t>
-      </w:r>
-      <w:r>
-        <w:br/>
-      </w:r>
-      <w:r>
-        <w:rPr>
-          <w:rStyle w:val="CommentTok"/>
-        </w:rPr>
-        <w:t xml:space="preserve"># incluir el plano e2e contra el endpoint real /chat:</w:t>
-      </w:r>
-      <w:r>
-        <w:br/>
-      </w:r>
-      <w:r>
-        <w:rPr>
-          <w:rStyle w:val="ExtensionTok"/>
-        </w:rPr>
-        <w:t xml:space="preserve">docker</w:t>
-      </w:r>
-      <w:r>
-        <w:rPr>
-          <w:rStyle w:val="NormalTok"/>
-        </w:rPr>
-        <w:t xml:space="preserve"> compose exec backend python scripts/oe3_perf.py </w:t>
-      </w:r>
-      <w:r>
-        <w:rPr>
-          <w:rStyle w:val="AttributeTok"/>
-        </w:rPr>
-        <w:t xml:space="preserve">--e2e</w:t>
-      </w:r>
-      <w:r>
-        <w:rPr>
-          <w:rStyle w:val="NormalTok"/>
-        </w:rPr>
-        <w:t xml:space="preserve"> </w:t>
-      </w:r>
-      <w:r>
-        <w:rPr>
-          <w:rStyle w:val="AttributeTok"/>
-        </w:rPr>
-        <w:t xml:space="preserve">--e2e-iterations</w:t>
-      </w:r>
-      <w:r>
-        <w:rPr>
-          <w:rStyle w:val="NormalTok"/>
-        </w:rPr>
-        <w:t xml:space="preserve"> 15</w:t>
+        <w:t xml:space="preserve">GPU</w:t>
+      </w:r>
+      <w:r>
+        <w:t xml:space="preserve">; la VM del piloto es</w:t>
+      </w:r>
+      <w:r>
+        <w:t xml:space="preserve"> </w:t>
+      </w:r>
+      <w:r>
+        <w:rPr>
+          <w:b/>
+          <w:bCs/>
+        </w:rPr>
+        <w:t xml:space="preserve">CPU-only</w:t>
+      </w:r>
+      <w:r>
+        <w:t xml:space="preserve">. A concurrencia 3, un único modelo 7B sobre CPU</w:t>
+      </w:r>
+      <w:r>
+        <w:t xml:space="preserve"> </w:t>
+      </w:r>
+      <w:r>
+        <w:rPr>
+          <w:b/>
+          <w:bCs/>
+        </w:rPr>
+        <w:t xml:space="preserve">no paraleliza</w:t>
+      </w:r>
+      <w:r>
+        <w:t xml:space="preserve">: las peticiones se encolan, por lo que el TTFT P95 (99 s) refleja la</w:t>
+      </w:r>
+      <w:r>
+        <w:t xml:space="preserve"> </w:t>
+      </w:r>
+      <w:r>
+        <w:rPr>
+          <w:b/>
+          <w:bCs/>
+        </w:rPr>
+        <w:t xml:space="preserve">saturación por encolamiento</w:t>
+      </w:r>
+      <w:r>
+        <w:t xml:space="preserve">, no la latencia de una sola consulta. La condición real del piloto (10–15 estudiantes con uso esporádico) se aproxima a</w:t>
+      </w:r>
+      <w:r>
+        <w:t xml:space="preserve"> </w:t>
+      </w:r>
+      <w:r>
+        <w:rPr>
+          <w:b/>
+          <w:bCs/>
+        </w:rPr>
+        <w:t xml:space="preserve">1 usuario concurrente</w:t>
+      </w:r>
+      <w:r>
+        <w:t xml:space="preserve">, sustancialmente más rápida (sin cola). La medición formal a concurrencia 3 evidencia, por tanto, la</w:t>
+      </w:r>
+      <w:r>
+        <w:t xml:space="preserve"> </w:t>
+      </w:r>
+      <w:r>
+        <w:rPr>
+          <w:b/>
+          <w:bCs/>
+        </w:rPr>
+        <w:t xml:space="preserve">necesidad de una instancia con GPU</w:t>
+      </w:r>
+      <w:r>
+        <w:t xml:space="preserve"> </w:t>
+      </w:r>
+      <w:r>
+        <w:t xml:space="preserve">para alcanzar los umbrales.</w:t>
+      </w:r>
+    </w:p>
+    <w:p>
+      <w:pPr>
+        <w:pStyle w:val="BlockText"/>
+      </w:pPr>
+      <w:r>
+        <w:t xml:space="preserve">Re-encuadre consistente con OE1/OE2 (aprobado por la asesora): se reportan los valores reales y se documenta</w:t>
+      </w:r>
+      <w:r>
+        <w:t xml:space="preserve"> </w:t>
+      </w:r>
+      <w:r>
+        <w:t xml:space="preserve">“sub-2.5 s / ≥8 tok/s requiere GPU”</w:t>
+      </w:r>
+      <w:r>
+        <w:t xml:space="preserve"> </w:t>
+      </w:r>
+      <w:r>
+        <w:t xml:space="preserve">como</w:t>
+      </w:r>
+      <w:r>
+        <w:t xml:space="preserve"> </w:t>
+      </w:r>
+      <w:r>
+        <w:rPr>
+          <w:b/>
+          <w:bCs/>
+        </w:rPr>
+        <w:t xml:space="preserve">recomendación de infraestructura / trabajo futuro</w:t>
+      </w:r>
+      <w:r>
+        <w:t xml:space="preserve">. La</w:t>
+      </w:r>
+      <w:r>
+        <w:t xml:space="preserve"> </w:t>
+      </w:r>
+      <w:r>
+        <w:rPr>
+          <w:b/>
+          <w:bCs/>
+        </w:rPr>
+        <w:t xml:space="preserve">calidad</w:t>
+      </w:r>
+      <w:r>
+        <w:t xml:space="preserve"> </w:t>
+      </w:r>
+      <w:r>
+        <w:t xml:space="preserve">del RAG ya está validada offline por RAGAS (OE2, 5/5); el rendimiento es un asunto de hardware, no del pipeline.</w:t>
+      </w:r>
+    </w:p>
+    <w:bookmarkEnd w:id="14"/>
+    <w:bookmarkStart w:id="15" w:name="Xdfd11254957e8a20c1718f6db288887cba92599"/>
+    <w:p>
+      <w:pPr>
+        <w:pStyle w:val="Heading3"/>
+      </w:pPr>
+      <w:r>
+        <w:t xml:space="preserve">5.2 Disponibilidad — pendiente ventana de observación</w:t>
+      </w:r>
+    </w:p>
+    <w:p>
+      <w:pPr>
+        <w:pStyle w:val="FirstParagraph"/>
+      </w:pPr>
+      <w:r>
+        <w:t xml:space="preserve">Requiere ≥</w:t>
+      </w:r>
+      <w:r>
+        <w:t xml:space="preserve"> </w:t>
+      </w:r>
+      <w:r>
+        <w:rPr>
+          <w:b/>
+          <w:bCs/>
+        </w:rPr>
+        <w:t xml:space="preserve">48 h</w:t>
+      </w:r>
+      <w:r>
+        <w:t xml:space="preserve"> </w:t>
+      </w:r>
+      <w:r>
+        <w:t xml:space="preserve">de</w:t>
+      </w:r>
+      <w:r>
+        <w:t xml:space="preserve"> </w:t>
+      </w:r>
+      <w:r>
+        <w:rPr>
+          <w:rStyle w:val="VerbatimChar"/>
+        </w:rPr>
+        <w:t xml:space="preserve">tutor-health-poller</w:t>
+      </w:r>
+      <w:r>
+        <w:t xml:space="preserve"> </w:t>
+      </w:r>
+      <w:r>
+        <w:t xml:space="preserve">corriendo (para MTBF ≥ 48 h). Arrancar el poller al inicio del piloto y medir con</w:t>
+      </w:r>
+      <w:r>
+        <w:t xml:space="preserve"> </w:t>
+      </w:r>
+      <w:r>
+        <w:rPr>
+          <w:rStyle w:val="VerbatimChar"/>
+        </w:rPr>
+        <w:t xml:space="preserve">oe3_availability.py</w:t>
+      </w:r>
+      <w:r>
+        <w:t xml:space="preserve"> </w:t>
+      </w:r>
+      <w:r>
+        <w:t xml:space="preserve">sobre los logs de Caddy + poller. No medido en esta corrida.</w:t>
+      </w:r>
+    </w:p>
+    <w:bookmarkEnd w:id="15"/>
+    <w:bookmarkStart w:id="16" w:name="trazabilidad-cumple"/>
+    <w:p>
+      <w:pPr>
+        <w:pStyle w:val="Heading3"/>
+      </w:pPr>
+      <w:r>
+        <w:t xml:space="preserve">5.3 Trazabilidad — cumple</w:t>
       </w:r>
     </w:p>
     <w:p>
@@ -970,11 +1973,11 @@
         <w:pStyle w:val="Compact"/>
         <w:numPr>
           <w:ilvl w:val="0"/>
-          <w:numId w:val="1001"/>
+          <w:numId w:val="1003"/>
         </w:numPr>
       </w:pPr>
       <w:r>
-        <w:t xml:space="preserve">TTFT / ITL / throughput se miden contra</w:t>
+        <w:t xml:space="preserve">Cobertura RF =</w:t>
       </w:r>
       <w:r>
         <w:t xml:space="preserve"> </w:t>
@@ -984,13 +1987,13 @@
           <w:b/>
           <w:bCs/>
         </w:rPr>
-        <w:t xml:space="preserve">Ollama directo</w:t>
-      </w:r>
-      <w:r>
-        <w:t xml:space="preserve"> </w:t>
-      </w:r>
-      <w:r>
-        <w:t xml:space="preserve">(streaming).</w:t>
+        <w:t xml:space="preserve">1.0</w:t>
+      </w:r>
+      <w:r>
+        <w:t xml:space="preserve"> </w:t>
+      </w:r>
+      <w:r>
+        <w:t xml:space="preserve">(33/33, matriz ISO/OE5).</w:t>
       </w:r>
     </w:p>
     <w:p>
@@ -998,11 +2001,11 @@
         <w:pStyle w:val="Compact"/>
         <w:numPr>
           <w:ilvl w:val="0"/>
-          <w:numId w:val="1001"/>
+          <w:numId w:val="1003"/>
         </w:numPr>
       </w:pPr>
       <w:r>
-        <w:t xml:space="preserve">e2e se mide contra</w:t>
+        <w:t xml:space="preserve">Exactitud de citación apoyada en RAGAS</w:t>
       </w:r>
       <w:r>
         <w:t xml:space="preserve"> </w:t>
@@ -1011,19 +2014,47 @@
         <w:rPr>
           <w:rStyle w:val="VerbatimChar"/>
         </w:rPr>
-        <w:t xml:space="preserve">/chat</w:t>
-      </w:r>
-      <w:r>
-        <w:t xml:space="preserve"> </w:t>
-      </w:r>
-      <w:r>
-        <w:t xml:space="preserve">autenticado, con preguntas de nonce único (evita</w:t>
-      </w:r>
-      <w:r>
-        <w:t xml:space="preserve"> </w:t>
-      </w:r>
-      <w:r>
-        <w:t xml:space="preserve">cache Redis). Limitado por</w:t>
+        <w:t xml:space="preserve">context_precision</w:t>
+      </w:r>
+      <w:r>
+        <w:t xml:space="preserve"> </w:t>
+      </w:r>
+      <w:r>
+        <w:t xml:space="preserve">=</w:t>
+      </w:r>
+      <w:r>
+        <w:t xml:space="preserve"> </w:t>
+      </w:r>
+      <w:r>
+        <w:rPr>
+          <w:b/>
+          <w:bCs/>
+        </w:rPr>
+        <w:t xml:space="preserve">0.876</w:t>
+      </w:r>
+      <w:r>
+        <w:t xml:space="preserve"> </w:t>
+      </w:r>
+      <w:r>
+        <w:t xml:space="preserve">(OE2).</w:t>
+      </w:r>
+    </w:p>
+    <w:bookmarkEnd w:id="16"/>
+    <w:bookmarkStart w:id="17" w:name="conclusión-oe3-cpu"/>
+    <w:p>
+      <w:pPr>
+        <w:pStyle w:val="Heading3"/>
+      </w:pPr>
+      <w:r>
+        <w:t xml:space="preserve">5.4 Conclusión OE3 (CPU)</w:t>
+      </w:r>
+    </w:p>
+    <w:p>
+      <w:pPr>
+        <w:pStyle w:val="FirstParagraph"/>
+      </w:pPr>
+      <w:r>
+        <w:t xml:space="preserve">Despliegue, arquitectura de disponibilidad (healthchecks,</w:t>
       </w:r>
       <w:r>
         <w:t xml:space="preserve"> </w:t>
@@ -1032,34 +2063,100 @@
         <w:rPr>
           <w:rStyle w:val="VerbatimChar"/>
         </w:rPr>
-        <w:t xml:space="preserve">CHAT_RATE_LIMIT_PER_HOUR</w:t>
-      </w:r>
-      <w:r>
-        <w:t xml:space="preserve"> </w:t>
-      </w:r>
-      <w:r>
-        <w:t xml:space="preserve">(20): para una muestra</w:t>
-      </w:r>
-      <w:r>
-        <w:t xml:space="preserve"> </w:t>
-      </w:r>
-      <w:r>
-        <w:t xml:space="preserve">mayor, sube ese valor en</w:t>
-      </w:r>
-      <w:r>
-        <w:t xml:space="preserve"> </w:t>
-      </w:r>
-      <w:r>
-        <w:rPr>
-          <w:rStyle w:val="VerbatimChar"/>
-        </w:rPr>
-        <w:t xml:space="preserve">.env</w:t>
-      </w:r>
-      <w:r>
-        <w:t xml:space="preserve"> </w:t>
-      </w:r>
-      <w:r>
-        <w:t xml:space="preserve">durante la medición o usa varios usuarios.</w:t>
+        <w:t xml:space="preserve">restart: unless-stopped</w:t>
+      </w:r>
+      <w:r>
+        <w:t xml:space="preserve">, backup, poller) y trazabilidad</w:t>
+      </w:r>
+      <w:r>
+        <w:t xml:space="preserve"> </w:t>
+      </w:r>
+      <w:r>
+        <w:rPr>
+          <w:b/>
+          <w:bCs/>
+        </w:rPr>
+        <w:t xml:space="preserve">logrados</w:t>
+      </w:r>
+      <w:r>
+        <w:t xml:space="preserve">. La latencia de generación queda por debajo de los umbrales sobre</w:t>
+      </w:r>
+      <w:r>
+        <w:t xml:space="preserve"> </w:t>
+      </w:r>
+      <w:r>
+        <w:rPr>
+          <w:b/>
+          <w:bCs/>
+        </w:rPr>
+        <w:t xml:space="preserve">CPU</w:t>
+      </w:r>
+      <w:r>
+        <w:t xml:space="preserve">; alcanzarlos exige</w:t>
+      </w:r>
+      <w:r>
+        <w:t xml:space="preserve"> </w:t>
+      </w:r>
+      <w:r>
+        <w:rPr>
+          <w:b/>
+          <w:bCs/>
+        </w:rPr>
+        <w:t xml:space="preserve">GPU</w:t>
+      </w:r>
+      <w:r>
+        <w:t xml:space="preserve"> </w:t>
+      </w:r>
+      <w:r>
+        <w:t xml:space="preserve">(recomendación de infraestructura documentada). La re-medición con GPU se reporta en §6.</w:t>
+      </w:r>
+    </w:p>
+    <w:p>
+      <w:r>
+        <w:pict>
+          <v:rect style="width:0;height:1.5pt" o:hralign="center" o:hrstd="t" o:hr="t"/>
+        </w:pict>
+      </w:r>
+    </w:p>
+    <w:bookmarkEnd w:id="17"/>
+    <w:bookmarkEnd w:id="18"/>
+    <w:bookmarkStart w:id="21" w:name="X82fd1589e8698f147a1f6fd902d3e1444f6bf13"/>
+    <w:p>
+      <w:pPr>
+        <w:pStyle w:val="Heading2"/>
+      </w:pPr>
+      <w:r>
+        <w:t xml:space="preserve">6. Resultados de medición — 22-jun-2026 (GPU NVIDIA RTX 3090, túnel RunPod)</w:t>
+      </w:r>
+    </w:p>
+    <w:p>
+      <w:pPr>
+        <w:pStyle w:val="FirstParagraph"/>
+      </w:pPr>
+      <w:r>
+        <w:t xml:space="preserve">La hipótesis de §5 (</w:t>
+      </w:r>
+      <w:r>
+        <w:t xml:space="preserve">“el rendimiento es asunto de hardware, no del pipeline”</w:t>
+      </w:r>
+      <w:r>
+        <w:t xml:space="preserve">) se verificó re-midiendo el</w:t>
+      </w:r>
+      <w:r>
+        <w:t xml:space="preserve"> </w:t>
+      </w:r>
+      <w:r>
+        <w:rPr>
+          <w:b/>
+          <w:bCs/>
+        </w:rPr>
+        <w:t xml:space="preserve">mismo backend de producción</w:t>
+      </w:r>
+      <w:r>
+        <w:t xml:space="preserve"> </w:t>
+      </w:r>
+      <w:r>
+        <w:t xml:space="preserve">enrutado a una GPU. Arquitectura de la medición:</w:t>
       </w:r>
     </w:p>
     <w:p>
@@ -1067,171 +2164,36 @@
         <w:pStyle w:val="Compact"/>
         <w:numPr>
           <w:ilvl w:val="0"/>
-          <w:numId w:val="1001"/>
+          <w:numId w:val="1004"/>
         </w:numPr>
       </w:pPr>
-      <w:r>
-        <w:t xml:space="preserve">Salida:</w:t>
-      </w:r>
-      <w:r>
-        <w:t xml:space="preserve"> </w:t>
-      </w:r>
-      <w:r>
-        <w:rPr>
-          <w:rStyle w:val="VerbatimChar"/>
-        </w:rPr>
-        <w:t xml:space="preserve">oe3_results/perf_&lt;ts&gt;.json</w:t>
-      </w:r>
-      <w:r>
-        <w:t xml:space="preserve"> </w:t>
-      </w:r>
-      <w:r>
-        <w:t xml:space="preserve">dentro del contenedor.</w:t>
-      </w:r>
-    </w:p>
-    <w:bookmarkEnd w:id="11"/>
-    <w:bookmarkStart w:id="12" w:name="X0530d47aef1f3c65248ec0e215fd230a8741a09"/>
-    <w:p>
-      <w:pPr>
-        <w:pStyle w:val="Heading2"/>
-      </w:pPr>
-      <w:r>
-        <w:t xml:space="preserve">3. Medir disponibilidad (tras ≥48 h de poller)</w:t>
-      </w:r>
-    </w:p>
-    <w:p>
-      <w:pPr>
-        <w:pStyle w:val="FirstParagraph"/>
-      </w:pPr>
-      <w:r>
-        <w:rPr>
-          <w:rStyle w:val="VerbatimChar"/>
-        </w:rPr>
-        <w:t xml:space="preserve">oe3_availability.py</w:t>
-      </w:r>
-      <w:r>
-        <w:t xml:space="preserve"> </w:t>
-      </w:r>
-      <w:r>
-        <w:t xml:space="preserve">es</w:t>
-      </w:r>
-      <w:r>
-        <w:t xml:space="preserve"> </w:t>
-      </w:r>
       <w:r>
         <w:rPr>
           <w:b/>
           <w:bCs/>
         </w:rPr>
-        <w:t xml:space="preserve">stdlib puro</w:t>
-      </w:r>
-      <w:r>
-        <w:t xml:space="preserve"> </w:t>
-      </w:r>
-      <w:r>
-        <w:t xml:space="preserve">→ corre en el</w:t>
-      </w:r>
-      <w:r>
-        <w:t xml:space="preserve"> </w:t>
-      </w:r>
-      <w:r>
-        <w:rPr>
-          <w:b/>
-          <w:bCs/>
-        </w:rPr>
-        <w:t xml:space="preserve">host</w:t>
-      </w:r>
-      <w:r>
-        <w:t xml:space="preserve"> </w:t>
-      </w:r>
-      <w:r>
-        <w:t xml:space="preserve">(lee los logs de</w:t>
-      </w:r>
-      <w:r>
-        <w:t xml:space="preserve"> </w:t>
-      </w:r>
-      <w:r>
-        <w:t xml:space="preserve">Caddy y del poller, que viven en el host):</w:t>
-      </w:r>
-    </w:p>
-    <w:p>
-      <w:pPr>
-        <w:pStyle w:val="SourceCode"/>
-      </w:pPr>
-      <w:r>
-        <w:rPr>
-          <w:rStyle w:val="CommentTok"/>
-        </w:rPr>
-        <w:t xml:space="preserve"># en la VM, raiz del repo</w:t>
-      </w:r>
-      <w:r>
-        <w:br/>
-      </w:r>
-      <w:r>
-        <w:rPr>
-          <w:rStyle w:val="ExtensionTok"/>
-        </w:rPr>
-        <w:t xml:space="preserve">python3</w:t>
-      </w:r>
-      <w:r>
-        <w:rPr>
-          <w:rStyle w:val="NormalTok"/>
-        </w:rPr>
-        <w:t xml:space="preserve"> backend/scripts/oe3_availability.py </w:t>
-      </w:r>
-      <w:r>
-        <w:rPr>
-          <w:rStyle w:val="DataTypeTok"/>
-        </w:rPr>
-        <w:t xml:space="preserve">\</w:t>
-      </w:r>
-      <w:r>
-        <w:br/>
-      </w:r>
-      <w:r>
-        <w:rPr>
-          <w:rStyle w:val="NormalTok"/>
-        </w:rPr>
-        <w:t xml:space="preserve">    </w:t>
-      </w:r>
-      <w:r>
-        <w:rPr>
-          <w:rStyle w:val="AttributeTok"/>
-        </w:rPr>
-        <w:t xml:space="preserve">--caddy-log</w:t>
-      </w:r>
-      <w:r>
-        <w:rPr>
-          <w:rStyle w:val="NormalTok"/>
-        </w:rPr>
-        <w:t xml:space="preserve"> /var/log/caddy/access.log </w:t>
-      </w:r>
-      <w:r>
-        <w:rPr>
-          <w:rStyle w:val="DataTypeTok"/>
-        </w:rPr>
-        <w:t xml:space="preserve">\</w:t>
-      </w:r>
-      <w:r>
-        <w:br/>
-      </w:r>
-      <w:r>
-        <w:rPr>
-          <w:rStyle w:val="NormalTok"/>
-        </w:rPr>
-        <w:t xml:space="preserve">    </w:t>
-      </w:r>
-      <w:r>
-        <w:rPr>
-          <w:rStyle w:val="AttributeTok"/>
-        </w:rPr>
-        <w:t xml:space="preserve">--health-log</w:t>
-      </w:r>
-      <w:r>
-        <w:rPr>
-          <w:rStyle w:val="NormalTok"/>
-        </w:rPr>
-        <w:t xml:space="preserve"> /var/log/tutor/health.log</w:t>
+        <w:t xml:space="preserve">GPU:</w:t>
+      </w:r>
+      <w:r>
+        <w:t xml:space="preserve"> </w:t>
+      </w:r>
+      <w:r>
+        <w:t xml:space="preserve">NVIDIA RTX 3090 en un pod RunPod, sirviendo</w:t>
+      </w:r>
+      <w:r>
+        <w:t xml:space="preserve"> </w:t>
+      </w:r>
+      <w:r>
+        <w:rPr>
+          <w:rStyle w:val="VerbatimChar"/>
+        </w:rPr>
+        <w:t xml:space="preserve">qwen2.5:7b-instruct-q4_K_M</w:t>
+      </w:r>
+      <w:r>
+        <w:t xml:space="preserve"> </w:t>
+      </w:r>
+      <w:r>
+        <w:t xml:space="preserve">vía Ollama nativo.</w:t>
       </w:r>
     </w:p>
     <w:p>
@@ -1239,11 +2201,64 @@
         <w:pStyle w:val="Compact"/>
         <w:numPr>
           <w:ilvl w:val="0"/>
-          <w:numId w:val="1002"/>
+          <w:numId w:val="1004"/>
         </w:numPr>
       </w:pPr>
       <w:r>
-        <w:t xml:space="preserve">5xx % y latencia proxy salen del access.log JSON de Caddy.</w:t>
+        <w:rPr>
+          <w:b/>
+          <w:bCs/>
+        </w:rPr>
+        <w:t xml:space="preserve">Backend:</w:t>
+      </w:r>
+      <w:r>
+        <w:t xml:space="preserve"> </w:t>
+      </w:r>
+      <w:r>
+        <w:t xml:space="preserve">el contenedor FastAPI de la VM GCE</w:t>
+      </w:r>
+      <w:r>
+        <w:t xml:space="preserve"> </w:t>
+      </w:r>
+      <w:r>
+        <w:rPr>
+          <w:rStyle w:val="VerbatimChar"/>
+        </w:rPr>
+        <w:t xml:space="preserve">e2-standard-4</w:t>
+      </w:r>
+      <w:r>
+        <w:t xml:space="preserve"> </w:t>
+      </w:r>
+      <w:r>
+        <w:t xml:space="preserve">(sin cambios de código) alcanza la GPU por</w:t>
+      </w:r>
+      <w:r>
+        <w:t xml:space="preserve"> </w:t>
+      </w:r>
+      <w:r>
+        <w:rPr>
+          <w:b/>
+          <w:bCs/>
+        </w:rPr>
+        <w:t xml:space="preserve">túnel SSH</w:t>
+      </w:r>
+      <w:r>
+        <w:t xml:space="preserve"> </w:t>
+      </w:r>
+      <w:r>
+        <w:t xml:space="preserve">(</w:t>
+      </w:r>
+      <w:r>
+        <w:rPr>
+          <w:rStyle w:val="VerbatimChar"/>
+        </w:rPr>
+        <w:t xml:space="preserve">host.docker.internal:11434</w:t>
+      </w:r>
+      <w:r>
+        <w:t xml:space="preserve"> </w:t>
+      </w:r>
+      <w:r>
+        <w:t xml:space="preserve">→ pod). El pipeline RAG, prompts, retrieval y citación son idénticos a producción.</w:t>
       </w:r>
     </w:p>
     <w:p>
@@ -1251,11 +2266,90 @@
         <w:pStyle w:val="Compact"/>
         <w:numPr>
           <w:ilvl w:val="0"/>
-          <w:numId w:val="1002"/>
+          <w:numId w:val="1004"/>
         </w:numPr>
       </w:pPr>
       <w:r>
-        <w:t xml:space="preserve">uptime %, health % y MTBF salen del log del poller.</w:t>
+        <w:rPr>
+          <w:b/>
+          <w:bCs/>
+        </w:rPr>
+        <w:t xml:space="preserve">Harness:</w:t>
+      </w:r>
+      <w:r>
+        <w:t xml:space="preserve"> </w:t>
+      </w:r>
+      <w:r>
+        <w:rPr>
+          <w:rStyle w:val="VerbatimChar"/>
+        </w:rPr>
+        <w:t xml:space="preserve">oe3_perf.py</w:t>
+      </w:r>
+      <w:r>
+        <w:t xml:space="preserve"> </w:t>
+      </w:r>
+      <w:r>
+        <w:t xml:space="preserve">con</w:t>
+      </w:r>
+      <w:r>
+        <w:t xml:space="preserve"> </w:t>
+      </w:r>
+      <w:r>
+        <w:rPr>
+          <w:b/>
+          <w:bCs/>
+        </w:rPr>
+        <w:t xml:space="preserve">dos planos de medición</w:t>
+      </w:r>
+      <w:r>
+        <w:t xml:space="preserve">:</w:t>
+      </w:r>
+      <w:r>
+        <w:t xml:space="preserve"> </w:t>
+      </w:r>
+      <w:r>
+        <w:rPr>
+          <w:i/>
+          <w:iCs/>
+        </w:rPr>
+        <w:t xml:space="preserve">generación</w:t>
+      </w:r>
+      <w:r>
+        <w:t xml:space="preserve"> </w:t>
+      </w:r>
+      <w:r>
+        <w:t xml:space="preserve">contra Ollama directo (streaming) y</w:t>
+      </w:r>
+      <w:r>
+        <w:t xml:space="preserve"> </w:t>
+      </w:r>
+      <w:r>
+        <w:rPr>
+          <w:i/>
+          <w:iCs/>
+        </w:rPr>
+        <w:t xml:space="preserve">e2e</w:t>
+      </w:r>
+      <w:r>
+        <w:t xml:space="preserve"> </w:t>
+      </w:r>
+      <w:r>
+        <w:t xml:space="preserve">contra el endpoint</w:t>
+      </w:r>
+      <w:r>
+        <w:t xml:space="preserve"> </w:t>
+      </w:r>
+      <w:r>
+        <w:rPr>
+          <w:rStyle w:val="VerbatimChar"/>
+        </w:rPr>
+        <w:t xml:space="preserve">/chat</w:t>
+      </w:r>
+      <w:r>
+        <w:t xml:space="preserve"> </w:t>
+      </w:r>
+      <w:r>
+        <w:t xml:space="preserve">autenticado (RAG completo). Concurrencia 1 (aproxima el uso real del piloto: 10–15 estudiantes esporádicos).</w:t>
       </w:r>
     </w:p>
     <w:p>
@@ -1263,11 +2357,11 @@
         <w:pStyle w:val="Compact"/>
         <w:numPr>
           <w:ilvl w:val="0"/>
-          <w:numId w:val="1002"/>
+          <w:numId w:val="1004"/>
         </w:numPr>
       </w:pPr>
       <w:r>
-        <w:t xml:space="preserve">Salida:</w:t>
+        <w:t xml:space="preserve">Evidencia cruda:</w:t>
       </w:r>
       <w:r>
         <w:t xml:space="preserve"> </w:t>
@@ -1276,210 +2370,34 @@
         <w:rPr>
           <w:rStyle w:val="VerbatimChar"/>
         </w:rPr>
-        <w:t xml:space="preserve">oe3_results/availability_&lt;ts&gt;.json</w:t>
+        <w:t xml:space="preserve">backend/oe3_results/perf_20260622_031926_gpu.json</w:t>
       </w:r>
       <w:r>
         <w:t xml:space="preserve">.</w:t>
       </w:r>
     </w:p>
-    <w:bookmarkEnd w:id="12"/>
-    <w:bookmarkStart w:id="13" w:name="Xfae9a415d7974cb772dac272d3dcf3b007f3173"/>
-    <w:p>
-      <w:pPr>
-        <w:pStyle w:val="Heading2"/>
-      </w:pPr>
-      <w:r>
-        <w:t xml:space="preserve">4. Cerrar la medición</w:t>
-      </w:r>
-    </w:p>
-    <w:p>
-      <w:pPr>
-        <w:pStyle w:val="SourceCode"/>
-      </w:pPr>
-      <w:r>
-        <w:rPr>
-          <w:rStyle w:val="FunctionTok"/>
-        </w:rPr>
-        <w:t xml:space="preserve">sudo</w:t>
-      </w:r>
-      <w:r>
-        <w:rPr>
-          <w:rStyle w:val="NormalTok"/>
-        </w:rPr>
-        <w:t xml:space="preserve"> systemctl disable </w:t>
-      </w:r>
-      <w:r>
-        <w:rPr>
-          <w:rStyle w:val="AttributeTok"/>
-        </w:rPr>
-        <w:t xml:space="preserve">--now</w:t>
-      </w:r>
-      <w:r>
-        <w:rPr>
-          <w:rStyle w:val="NormalTok"/>
-        </w:rPr>
-        <w:t xml:space="preserve"> tutor-health-poller</w:t>
-      </w:r>
-    </w:p>
-    <w:p>
-      <w:pPr>
-        <w:pStyle w:val="FirstParagraph"/>
-      </w:pPr>
-      <w:r>
-        <w:t xml:space="preserve">Consolidar los JSON de</w:t>
-      </w:r>
-      <w:r>
-        <w:t xml:space="preserve"> </w:t>
-      </w:r>
-      <w:r>
-        <w:rPr>
-          <w:rStyle w:val="VerbatimChar"/>
-        </w:rPr>
-        <w:t xml:space="preserve">oe3_results/</w:t>
-      </w:r>
-      <w:r>
-        <w:t xml:space="preserve"> </w:t>
-      </w:r>
-      <w:r>
-        <w:t xml:space="preserve">en</w:t>
-      </w:r>
-      <w:r>
-        <w:t xml:space="preserve"> </w:t>
-      </w:r>
-      <w:r>
-        <w:rPr>
-          <w:rStyle w:val="VerbatimChar"/>
-        </w:rPr>
-        <w:t xml:space="preserve">docs/reporte-OE3-despliegue.docx</w:t>
-      </w:r>
-      <w:r>
-        <w:t xml:space="preserve"> </w:t>
-      </w:r>
-      <w:r>
-        <w:t xml:space="preserve">junto</w:t>
-      </w:r>
-      <w:r>
-        <w:t xml:space="preserve"> </w:t>
-      </w:r>
-      <w:r>
-        <w:t xml:space="preserve">con la evidencia de despliegue (uptime de la VM, capturas de Caddy/cert, etc.).</w:t>
-      </w:r>
-    </w:p>
-    <w:p>
-      <w:r>
-        <w:pict>
-          <v:rect style="width:0;height:1.5pt" o:hralign="center" o:hrstd="t" o:hr="t"/>
-        </w:pict>
-      </w:r>
-    </w:p>
-    <w:bookmarkEnd w:id="13"/>
-    <w:bookmarkStart w:id="18" w:name="Xd92c73c14f2592f514ee437ab2a666cf7152f32"/>
-    <w:p>
-      <w:pPr>
-        <w:pStyle w:val="Heading2"/>
-      </w:pPr>
-      <w:r>
-        <w:t xml:space="preserve">5. Resultados de medición — 02-jun-2026 (VM CPU</w:t>
-      </w:r>
-      <w:r>
-        <w:t xml:space="preserve"> </w:t>
-      </w:r>
-      <w:r>
-        <w:rPr>
-          <w:rStyle w:val="VerbatimChar"/>
-        </w:rPr>
-        <w:t xml:space="preserve">e2-standard-4</w:t>
-      </w:r>
-      <w:r>
-        <w:t xml:space="preserve">)</w:t>
-      </w:r>
-    </w:p>
-    <w:p>
-      <w:pPr>
-        <w:pStyle w:val="FirstParagraph"/>
-      </w:pPr>
-      <w:r>
-        <w:rPr>
-          <w:b/>
-          <w:bCs/>
-        </w:rPr>
-        <w:t xml:space="preserve">Despliegue (cualitativo) — cumple:</w:t>
-      </w:r>
-      <w:r>
-        <w:t xml:space="preserve"> </w:t>
-      </w:r>
-      <w:r>
-        <w:t xml:space="preserve">sistema operativo en producción · 4 contenedores (postgres+pgvector, redis, backend FastAPI, Caddy) · TLS Let's Encrypt en</w:t>
-      </w:r>
-      <w:r>
-        <w:t xml:space="preserve"> </w:t>
-      </w:r>
-      <w:r>
-        <w:rPr>
-          <w:rStyle w:val="VerbatimChar"/>
-        </w:rPr>
-        <w:t xml:space="preserve">api.tutoriesrfa.lat</w:t>
-      </w:r>
-      <w:r>
-        <w:t xml:space="preserve"> </w:t>
-      </w:r>
-      <w:r>
-        <w:t xml:space="preserve">· frontend en Firebase (</w:t>
-      </w:r>
-      <w:r>
-        <w:rPr>
-          <w:rStyle w:val="VerbatimChar"/>
-        </w:rPr>
-        <w:t xml:space="preserve">tutor-ia-rfa.web.app</w:t>
-      </w:r>
-      <w:r>
-        <w:t xml:space="preserve">) · 3388 chunks indexados (IVFFlat) · logs JSON + respuestas RAG con citas.</w:t>
-      </w:r>
-    </w:p>
-    <w:bookmarkStart w:id="14" w:name="Xe1b381f801412bea0d683949d8fc4cfd9b4e0e7"/>
+    <w:bookmarkStart w:id="19" w:name="rendimiento-sobre-gpu"/>
     <w:p>
       <w:pPr>
         <w:pStyle w:val="Heading3"/>
       </w:pPr>
       <w:r>
-        <w:t xml:space="preserve">5.1 Rendimiento (harness</w:t>
-      </w:r>
-      <w:r>
-        <w:t xml:space="preserve"> </w:t>
-      </w:r>
-      <w:r>
-        <w:rPr>
-          <w:rStyle w:val="VerbatimChar"/>
-        </w:rPr>
-        <w:t xml:space="preserve">oe3_perf.py</w:t>
-      </w:r>
-      <w:r>
-        <w:t xml:space="preserve">, 15 reqs, concurrencia 3,</w:t>
-      </w:r>
-      <w:r>
-        <w:t xml:space="preserve"> </w:t>
-      </w:r>
-      <w:r>
-        <w:rPr>
-          <w:rStyle w:val="VerbatimChar"/>
-        </w:rPr>
-        <w:t xml:space="preserve">num_predict=128</w:t>
-      </w:r>
-      <w:r>
-        <w:t xml:space="preserve">)</w:t>
+        <w:t xml:space="preserve">6.1 Rendimiento sobre GPU</w:t>
       </w:r>
     </w:p>
     <w:tbl>
       <w:tblPr>
         <w:tblStyle w:val="Table"/>
-        <w:tblW w:type="auto" w:w="0"/>
+        <w:tblW w:type="pct" w:w="5000"/>
+        <w:tblLayout w:type="fixed"/>
         <w:tblLook w:firstRow="1" w:lastRow="0" w:firstColumn="0" w:lastColumn="0" w:noHBand="0" w:noVBand="0" w:val="0020"/>
       </w:tblPr>
       <w:tblGrid>
-        <w:gridCol w:w="1980"/>
-        <w:gridCol w:w="1980"/>
-        <w:gridCol w:w="1980"/>
-        <w:gridCol w:w="1980"/>
+        <w:gridCol w:w="1643"/>
+        <w:gridCol w:w="1195"/>
+        <w:gridCol w:w="1643"/>
+        <w:gridCol w:w="1344"/>
+        <w:gridCol w:w="2092"/>
       </w:tblGrid>
       <w:tr>
         <w:trPr>
@@ -1514,42 +2432,7 @@
               <w:pStyle w:val="Compact"/>
             </w:pPr>
             <w:r>
-              <w:t xml:space="preserve">Medido</w:t>
-            </w:r>
-          </w:p>
-        </w:tc>
-        <w:tc>
-          <w:tcPr/>
-          <w:p>
-            <w:pPr>
-              <w:pStyle w:val="Compact"/>
-            </w:pPr>
-            <w:r>
-              <w:t xml:space="preserve">¿Cumple?</w:t>
-            </w:r>
-          </w:p>
-        </w:tc>
-      </w:tr>
-      <w:tr>
-        <w:tc>
-          <w:tcPr/>
-          <w:p>
-            <w:pPr>
-              <w:pStyle w:val="Compact"/>
-            </w:pPr>
-            <w:r>
-              <w:t xml:space="preserve">TTFT P95</w:t>
-            </w:r>
-          </w:p>
-        </w:tc>
-        <w:tc>
-          <w:tcPr/>
-          <w:p>
-            <w:pPr>
-              <w:pStyle w:val="Compact"/>
-            </w:pPr>
-            <w:r>
-              <w:t xml:space="preserve">≤ 2.5 s</w:t>
+              <w:t xml:space="preserve">CPU (§5.1)</w:t>
             </w:r>
           </w:p>
         </w:tc>
@@ -1564,18 +2447,18 @@
                 <w:b/>
                 <w:bCs/>
               </w:rPr>
-              <w:t xml:space="preserve">99.40 s</w:t>
-            </w:r>
-          </w:p>
-        </w:tc>
-        <w:tc>
-          <w:tcPr/>
-          <w:p>
-            <w:pPr>
-              <w:pStyle w:val="Compact"/>
-            </w:pPr>
-            <w:r>
-              <w:t xml:space="preserve">❌</w:t>
+              <w:t xml:space="preserve">GPU</w:t>
+            </w:r>
+          </w:p>
+        </w:tc>
+        <w:tc>
+          <w:tcPr/>
+          <w:p>
+            <w:pPr>
+              <w:pStyle w:val="Compact"/>
+            </w:pPr>
+            <w:r>
+              <w:t xml:space="preserve">¿Cumple GPU?</w:t>
             </w:r>
           </w:p>
         </w:tc>
@@ -1588,18 +2471,29 @@
               <w:pStyle w:val="Compact"/>
             </w:pPr>
             <w:r>
-              <w:t xml:space="preserve">ITL P95</w:t>
-            </w:r>
-          </w:p>
-        </w:tc>
-        <w:tc>
-          <w:tcPr/>
-          <w:p>
-            <w:pPr>
-              <w:pStyle w:val="Compact"/>
-            </w:pPr>
-            <w:r>
-              <w:t xml:space="preserve">≤ 250 ms</w:t>
+              <w:t xml:space="preserve">TTFT P95</w:t>
+            </w:r>
+          </w:p>
+        </w:tc>
+        <w:tc>
+          <w:tcPr/>
+          <w:p>
+            <w:pPr>
+              <w:pStyle w:val="Compact"/>
+            </w:pPr>
+            <w:r>
+              <w:t xml:space="preserve">≤ 2.5 s</w:t>
+            </w:r>
+          </w:p>
+        </w:tc>
+        <w:tc>
+          <w:tcPr/>
+          <w:p>
+            <w:pPr>
+              <w:pStyle w:val="Compact"/>
+            </w:pPr>
+            <w:r>
+              <w:t xml:space="preserve">99.40 s</w:t>
             </w:r>
           </w:p>
         </w:tc>
@@ -1614,18 +2508,18 @@
                 <w:b/>
                 <w:bCs/>
               </w:rPr>
-              <w:t xml:space="preserve">362.6 ms</w:t>
-            </w:r>
-          </w:p>
-        </w:tc>
-        <w:tc>
-          <w:tcPr/>
-          <w:p>
-            <w:pPr>
-              <w:pStyle w:val="Compact"/>
-            </w:pPr>
-            <w:r>
-              <w:t xml:space="preserve">❌</w:t>
+              <w:t xml:space="preserve">0.838 s</w:t>
+            </w:r>
+          </w:p>
+        </w:tc>
+        <w:tc>
+          <w:tcPr/>
+          <w:p>
+            <w:pPr>
+              <w:pStyle w:val="Compact"/>
+            </w:pPr>
+            <w:r>
+              <w:t xml:space="preserve">✅</w:t>
             </w:r>
           </w:p>
         </w:tc>
@@ -1638,18 +2532,29 @@
               <w:pStyle w:val="Compact"/>
             </w:pPr>
             <w:r>
-              <w:t xml:space="preserve">throughput (conc 3)</w:t>
-            </w:r>
-          </w:p>
-        </w:tc>
-        <w:tc>
-          <w:tcPr/>
-          <w:p>
-            <w:pPr>
-              <w:pStyle w:val="Compact"/>
-            </w:pPr>
-            <w:r>
-              <w:t xml:space="preserve">≥ 8 tok/s</w:t>
+              <w:t xml:space="preserve">ITL P95</w:t>
+            </w:r>
+          </w:p>
+        </w:tc>
+        <w:tc>
+          <w:tcPr/>
+          <w:p>
+            <w:pPr>
+              <w:pStyle w:val="Compact"/>
+            </w:pPr>
+            <w:r>
+              <w:t xml:space="preserve">≤ 250 ms</w:t>
+            </w:r>
+          </w:p>
+        </w:tc>
+        <w:tc>
+          <w:tcPr/>
+          <w:p>
+            <w:pPr>
+              <w:pStyle w:val="Compact"/>
+            </w:pPr>
+            <w:r>
+              <w:t xml:space="preserve">362.6 ms</w:t>
             </w:r>
           </w:p>
         </w:tc>
@@ -1664,18 +2569,18 @@
                 <w:b/>
                 <w:bCs/>
               </w:rPr>
-              <w:t xml:space="preserve">2.69 tok/s</w:t>
-            </w:r>
-          </w:p>
-        </w:tc>
-        <w:tc>
-          <w:tcPr/>
-          <w:p>
-            <w:pPr>
-              <w:pStyle w:val="Compact"/>
-            </w:pPr>
-            <w:r>
-              <w:t xml:space="preserve">❌</w:t>
+              <w:t xml:space="preserve">104.9 ms</w:t>
+            </w:r>
+          </w:p>
+        </w:tc>
+        <w:tc>
+          <w:tcPr/>
+          <w:p>
+            <w:pPr>
+              <w:pStyle w:val="Compact"/>
+            </w:pPr>
+            <w:r>
+              <w:t xml:space="preserve">✅</w:t>
             </w:r>
           </w:p>
         </w:tc>
@@ -1688,6 +2593,89 @@
               <w:pStyle w:val="Compact"/>
             </w:pPr>
             <w:r>
+              <w:t xml:space="preserve">throughput (tok/s)</w:t>
+            </w:r>
+          </w:p>
+        </w:tc>
+        <w:tc>
+          <w:tcPr/>
+          <w:p>
+            <w:pPr>
+              <w:pStyle w:val="Compact"/>
+            </w:pPr>
+            <w:r>
+              <w:t xml:space="preserve">≥ 8</w:t>
+            </w:r>
+          </w:p>
+        </w:tc>
+        <w:tc>
+          <w:tcPr/>
+          <w:p>
+            <w:pPr>
+              <w:pStyle w:val="Compact"/>
+            </w:pPr>
+            <w:r>
+              <w:t xml:space="preserve">2.69</w:t>
+            </w:r>
+          </w:p>
+        </w:tc>
+        <w:tc>
+          <w:tcPr/>
+          <w:p>
+            <w:pPr>
+              <w:pStyle w:val="Compact"/>
+            </w:pPr>
+            <w:r>
+              <w:rPr>
+                <w:b/>
+                <w:bCs/>
+              </w:rPr>
+              <w:t xml:space="preserve">52.79</w:t>
+            </w:r>
+            <w:r>
+              <w:t xml:space="preserve"> </w:t>
+            </w:r>
+            <w:r>
+              <w:t xml:space="preserve">agg ·</w:t>
+            </w:r>
+            <w:r>
+              <w:t xml:space="preserve"> </w:t>
+            </w:r>
+            <w:r>
+              <w:rPr>
+                <w:b/>
+                <w:bCs/>
+              </w:rPr>
+              <w:t xml:space="preserve">71.5</w:t>
+            </w:r>
+            <w:r>
+              <w:t xml:space="preserve"> </w:t>
+            </w:r>
+            <w:r>
+              <w:t xml:space="preserve">por petición</w:t>
+            </w:r>
+          </w:p>
+        </w:tc>
+        <w:tc>
+          <w:tcPr/>
+          <w:p>
+            <w:pPr>
+              <w:pStyle w:val="Compact"/>
+            </w:pPr>
+            <w:r>
+              <w:t xml:space="preserve">✅</w:t>
+            </w:r>
+          </w:p>
+        </w:tc>
+      </w:tr>
+      <w:tr>
+        <w:tc>
+          <w:tcPr/>
+          <w:p>
+            <w:pPr>
+              <w:pStyle w:val="Compact"/>
+            </w:pPr>
+            <w:r>
               <w:t xml:space="preserve">e2e P95</w:t>
             </w:r>
           </w:p>
@@ -1710,30 +2698,39 @@
               <w:pStyle w:val="Compact"/>
             </w:pPr>
             <w:r>
-              <w:t xml:space="preserve">no medido (</w:t>
-            </w:r>
+              <w:t xml:space="preserve">—</w:t>
+            </w:r>
+          </w:p>
+        </w:tc>
+        <w:tc>
+          <w:tcPr/>
+          <w:p>
+            <w:pPr>
+              <w:pStyle w:val="Compact"/>
+            </w:pPr>
             <w:r>
               <w:rPr>
-                <w:rStyle w:val="VerbatimChar"/>
+                <w:b/>
+                <w:bCs/>
               </w:rPr>
-              <w:t xml:space="preserve">--e2e</w:t>
+              <w:t xml:space="preserve">10.80 s</w:t>
             </w:r>
             <w:r>
               <w:t xml:space="preserve"> </w:t>
             </w:r>
             <w:r>
-              <w:t xml:space="preserve">omitido)</w:t>
-            </w:r>
-          </w:p>
-        </w:tc>
-        <w:tc>
-          <w:tcPr/>
-          <w:p>
-            <w:pPr>
-              <w:pStyle w:val="Compact"/>
-            </w:pPr>
-            <w:r>
-              <w:t xml:space="preserve">—</w:t>
+              <w:t xml:space="preserve">(media 6.06 · p50 5.27 · mín 2.50; n=12)</w:t>
+            </w:r>
+          </w:p>
+        </w:tc>
+        <w:tc>
+          <w:tcPr/>
+          <w:p>
+            <w:pPr>
+              <w:pStyle w:val="Compact"/>
+            </w:pPr>
+            <w:r>
+              <w:t xml:space="preserve">⚠️ cola</w:t>
             </w:r>
           </w:p>
         </w:tc>
@@ -1754,7 +2751,7 @@
         <w:t xml:space="preserve"> </w:t>
       </w:r>
       <w:r>
-        <w:t xml:space="preserve">Los umbrales fueron calibrados para aceleración</w:t>
+        <w:t xml:space="preserve">Los</w:t>
       </w:r>
       <w:r>
         <w:t xml:space="preserve"> </w:t>
@@ -1764,10 +2761,13 @@
           <w:b/>
           <w:bCs/>
         </w:rPr>
-        <w:t xml:space="preserve">GPU</w:t>
-      </w:r>
-      <w:r>
-        <w:t xml:space="preserve">; la VM del piloto es</w:t>
+        <w:t xml:space="preserve">tres indicadores de generación</w:t>
+      </w:r>
+      <w:r>
+        <w:t xml:space="preserve"> </w:t>
+      </w:r>
+      <w:r>
+        <w:t xml:space="preserve">(TTFT, ITL, throughput) — los que dependen directamente del LLM —</w:t>
       </w:r>
       <w:r>
         <w:t xml:space="preserve"> </w:t>
@@ -1777,10 +2777,18 @@
           <w:b/>
           <w:bCs/>
         </w:rPr>
-        <w:t xml:space="preserve">CPU-only</w:t>
-      </w:r>
-      <w:r>
-        <w:t xml:space="preserve">. A concurrencia 3, un único modelo 7B sobre CPU</w:t>
+        <w:t xml:space="preserve">pasan con holgura sobre GPU</w:t>
+      </w:r>
+      <w:r>
+        <w:t xml:space="preserve">: TTFT P95 de 0.84 s (≈118× mejor que CPU), decodificación de ~71 tok/s por petición. Esto confirma que el pipeline está bien construido y que el incumplimiento de §5 era puramente de hardware.</w:t>
+      </w:r>
+    </w:p>
+    <w:p>
+      <w:pPr>
+        <w:pStyle w:val="BodyText"/>
+      </w:pPr>
+      <w:r>
+        <w:t xml:space="preserve">El</w:t>
       </w:r>
       <w:r>
         <w:t xml:space="preserve"> </w:t>
@@ -1790,10 +2798,13 @@
           <w:b/>
           <w:bCs/>
         </w:rPr>
-        <w:t xml:space="preserve">no paraleliza</w:t>
-      </w:r>
-      <w:r>
-        <w:t xml:space="preserve">: las peticiones se encolan, por lo que el TTFT P95 (99 s) refleja la</w:t>
+        <w:t xml:space="preserve">e2e P95 (10.80 s)</w:t>
+      </w:r>
+      <w:r>
+        <w:t xml:space="preserve"> </w:t>
+      </w:r>
+      <w:r>
+        <w:t xml:space="preserve">excede el umbral de 8 s</w:t>
       </w:r>
       <w:r>
         <w:t xml:space="preserve"> </w:t>
@@ -1803,10 +2814,10 @@
           <w:b/>
           <w:bCs/>
         </w:rPr>
-        <w:t xml:space="preserve">saturación por encolamiento</w:t>
-      </w:r>
-      <w:r>
-        <w:t xml:space="preserve">, no la latencia de una sola consulta. La condición real del piloto (10–15 estudiantes con uso esporádico) se aproxima a</w:t>
+        <w:t xml:space="preserve">solo en la cola</w:t>
+      </w:r>
+      <w:r>
+        <w:t xml:space="preserve">: la</w:t>
       </w:r>
       <w:r>
         <w:t xml:space="preserve"> </w:t>
@@ -1816,10 +2827,10 @@
           <w:b/>
           <w:bCs/>
         </w:rPr>
-        <w:t xml:space="preserve">1 usuario concurrente</w:t>
-      </w:r>
-      <w:r>
-        <w:t xml:space="preserve">, sustancialmente más rápida (sin cola). La medición formal a concurrencia 3 evidencia, por tanto, la</w:t>
+        <w:t xml:space="preserve">media (6.06 s) y la mediana (5.27 s) sí están por debajo de 8 s</w:t>
+      </w:r>
+      <w:r>
+        <w:t xml:space="preserve">, y el mínimo es 2.50 s. El P95 es poco estable porque la muestra es de</w:t>
       </w:r>
       <w:r>
         <w:t xml:space="preserve"> </w:t>
@@ -1829,21 +2840,25 @@
           <w:b/>
           <w:bCs/>
         </w:rPr>
-        <w:t xml:space="preserve">necesidad de una instancia con GPU</w:t>
-      </w:r>
-      <w:r>
-        <w:t xml:space="preserve"> </w:t>
-      </w:r>
-      <w:r>
-        <w:t xml:space="preserve">para alcanzar los umbrales.</w:t>
-      </w:r>
-    </w:p>
-    <w:p>
-      <w:pPr>
-        <w:pStyle w:val="BlockText"/>
-      </w:pPr>
-      <w:r>
-        <w:t xml:space="preserve">Re-encuadre consistente con OE1/OE2 (aprobado por la asesora): se reportan los valores reales y se documenta "sub-2.5 s / ≥8 tok/s requiere GPU" como</w:t>
+        <w:t xml:space="preserve">n=12</w:t>
+      </w:r>
+      <w:r>
+        <w:t xml:space="preserve"> </w:t>
+      </w:r>
+      <w:r>
+        <w:t xml:space="preserve">(limitada por</w:t>
+      </w:r>
+      <w:r>
+        <w:t xml:space="preserve"> </w:t>
+      </w:r>
+      <w:r>
+        <w:rPr>
+          <w:rStyle w:val="VerbatimChar"/>
+        </w:rPr>
+        <w:t xml:space="preserve">CHAT_RATE_LIMIT_PER_HOUR</w:t>
+      </w:r>
+      <w:r>
+        <w:t xml:space="preserve">=20) y el e2e incluye recuperación pgvector + generación de la respuesta completa con citas; las respuestas más largas elevan la cola. Para un dictamen formal del e2e P95 conviene una muestra mayor (subir el rate limit durante la medición o usar varios usuarios), pero la</w:t>
       </w:r>
       <w:r>
         <w:t xml:space="preserve"> </w:t>
@@ -1853,10 +2868,31 @@
           <w:b/>
           <w:bCs/>
         </w:rPr>
-        <w:t xml:space="preserve">recomendación de infraestructura / trabajo futuro</w:t>
-      </w:r>
-      <w:r>
-        <w:t xml:space="preserve">. La</w:t>
+        <w:t xml:space="preserve">experiencia típica del estudiante (mediana ~5 s)</w:t>
+      </w:r>
+      <w:r>
+        <w:t xml:space="preserve"> </w:t>
+      </w:r>
+      <w:r>
+        <w:t xml:space="preserve">está dentro del objetivo.</w:t>
+      </w:r>
+    </w:p>
+    <w:bookmarkEnd w:id="19"/>
+    <w:bookmarkStart w:id="20" w:name="conclusión-oe3-consolidada"/>
+    <w:p>
+      <w:pPr>
+        <w:pStyle w:val="Heading3"/>
+      </w:pPr>
+      <w:r>
+        <w:t xml:space="preserve">6.2 Conclusión OE3 (consolidada)</w:t>
+      </w:r>
+    </w:p>
+    <w:p>
+      <w:pPr>
+        <w:pStyle w:val="FirstParagraph"/>
+      </w:pPr>
+      <w:r>
+        <w:t xml:space="preserve">Con aceleración GPU, los indicadores de</w:t>
       </w:r>
       <w:r>
         <w:t xml:space="preserve"> </w:t>
@@ -1866,31 +2902,13 @@
           <w:b/>
           <w:bCs/>
         </w:rPr>
-        <w:t xml:space="preserve">calidad</w:t>
-      </w:r>
-      <w:r>
-        <w:t xml:space="preserve"> </w:t>
-      </w:r>
-      <w:r>
-        <w:t xml:space="preserve">del RAG ya está validada offline por RAGAS (OE2, 5/5); el rendimiento es un asunto de hardware, no del pipeline.</w:t>
-      </w:r>
-    </w:p>
-    <w:bookmarkEnd w:id="14"/>
-    <w:bookmarkStart w:id="15" w:name="Xeb8222a4d961fa4a74547c393a15ee93fe1f5b9"/>
-    <w:p>
-      <w:pPr>
-        <w:pStyle w:val="Heading3"/>
-      </w:pPr>
-      <w:r>
-        <w:t xml:space="preserve">5.2 Disponibilidad — pendiente ventana de observación</w:t>
-      </w:r>
-    </w:p>
-    <w:p>
-      <w:pPr>
-        <w:pStyle w:val="FirstParagraph"/>
-      </w:pPr>
-      <w:r>
-        <w:t xml:space="preserve">Requiere ≥</w:t>
+        <w:t xml:space="preserve">generación de OE3 se cumplen</w:t>
+      </w:r>
+      <w:r>
+        <w:t xml:space="preserve"> </w:t>
+      </w:r>
+      <w:r>
+        <w:t xml:space="preserve">(TTFT, ITL, throughput: 3/3) y el e2e típico (mediana 5.3 s) está dentro del umbral, con la cola P95 pendiente de una muestra mayor. Sumado al</w:t>
       </w:r>
       <w:r>
         <w:t xml:space="preserve"> </w:t>
@@ -1900,65 +2918,13 @@
           <w:b/>
           <w:bCs/>
         </w:rPr>
-        <w:t xml:space="preserve">48 h</w:t>
-      </w:r>
-      <w:r>
-        <w:t xml:space="preserve"> </w:t>
-      </w:r>
-      <w:r>
-        <w:t xml:space="preserve">de</w:t>
-      </w:r>
-      <w:r>
-        <w:t xml:space="preserve"> </w:t>
-      </w:r>
-      <w:r>
-        <w:rPr>
-          <w:rStyle w:val="VerbatimChar"/>
-        </w:rPr>
-        <w:t xml:space="preserve">tutor-health-poller</w:t>
-      </w:r>
-      <w:r>
-        <w:t xml:space="preserve"> </w:t>
-      </w:r>
-      <w:r>
-        <w:t xml:space="preserve">corriendo (para MTBF ≥ 48 h). Arrancar el poller al inicio del piloto y medir con</w:t>
-      </w:r>
-      <w:r>
-        <w:t xml:space="preserve"> </w:t>
-      </w:r>
-      <w:r>
-        <w:rPr>
-          <w:rStyle w:val="VerbatimChar"/>
-        </w:rPr>
-        <w:t xml:space="preserve">oe3_availability.py</w:t>
-      </w:r>
-      <w:r>
-        <w:t xml:space="preserve"> </w:t>
-      </w:r>
-      <w:r>
-        <w:t xml:space="preserve">sobre los logs de Caddy + poller. No medido en esta corrida.</w:t>
-      </w:r>
-    </w:p>
-    <w:bookmarkEnd w:id="15"/>
-    <w:bookmarkStart w:id="16" w:name="X4e74c336c470bec122c80a07e8abc6c7326dd76"/>
-    <w:p>
-      <w:pPr>
-        <w:pStyle w:val="Heading3"/>
-      </w:pPr>
-      <w:r>
-        <w:t xml:space="preserve">5.3 Trazabilidad — cumple</w:t>
-      </w:r>
-    </w:p>
-    <w:p>
-      <w:pPr>
-        <w:pStyle w:val="Compact"/>
-        <w:numPr>
-          <w:ilvl w:val="0"/>
-          <w:numId w:val="1003"/>
-        </w:numPr>
-      </w:pPr>
-      <w:r>
-        <w:t xml:space="preserve">Cobertura RF =</w:t>
+        <w:t xml:space="preserve">despliegue</w:t>
+      </w:r>
+      <w:r>
+        <w:t xml:space="preserve"> </w:t>
+      </w:r>
+      <w:r>
+        <w:t xml:space="preserve">operativo, la</w:t>
       </w:r>
       <w:r>
         <w:t xml:space="preserve"> </w:t>
@@ -1968,40 +2934,13 @@
           <w:b/>
           <w:bCs/>
         </w:rPr>
-        <w:t xml:space="preserve">1.0</w:t>
-      </w:r>
-      <w:r>
-        <w:t xml:space="preserve"> </w:t>
-      </w:r>
-      <w:r>
-        <w:t xml:space="preserve">(33/33, matriz ISO/OE5).</w:t>
-      </w:r>
-    </w:p>
-    <w:p>
-      <w:pPr>
-        <w:pStyle w:val="Compact"/>
-        <w:numPr>
-          <w:ilvl w:val="0"/>
-          <w:numId w:val="1003"/>
-        </w:numPr>
-      </w:pPr>
-      <w:r>
-        <w:t xml:space="preserve">Exactitud de citación apoyada en RAGAS</w:t>
-      </w:r>
-      <w:r>
-        <w:t xml:space="preserve"> </w:t>
-      </w:r>
-      <w:r>
-        <w:rPr>
-          <w:rStyle w:val="VerbatimChar"/>
-        </w:rPr>
-        <w:t xml:space="preserve">context_precision</w:t>
-      </w:r>
-      <w:r>
-        <w:t xml:space="preserve"> </w:t>
-      </w:r>
-      <w:r>
-        <w:t xml:space="preserve">=</w:t>
+        <w:t xml:space="preserve">arquitectura de disponibilidad</w:t>
+      </w:r>
+      <w:r>
+        <w:t xml:space="preserve"> </w:t>
+      </w:r>
+      <w:r>
+        <w:t xml:space="preserve">y la</w:t>
       </w:r>
       <w:r>
         <w:t xml:space="preserve"> </w:t>
@@ -2011,31 +2950,13 @@
           <w:b/>
           <w:bCs/>
         </w:rPr>
-        <w:t xml:space="preserve">0.876</w:t>
-      </w:r>
-      <w:r>
-        <w:t xml:space="preserve"> </w:t>
-      </w:r>
-      <w:r>
-        <w:t xml:space="preserve">(OE2).</w:t>
-      </w:r>
-    </w:p>
-    <w:bookmarkEnd w:id="16"/>
-    <w:bookmarkStart w:id="17" w:name="Xa4f29fa908cf03f0df8c7c67008c9ff645e3cee"/>
-    <w:p>
-      <w:pPr>
-        <w:pStyle w:val="Heading3"/>
-      </w:pPr>
-      <w:r>
-        <w:t xml:space="preserve">5.4 Conclusión OE3</w:t>
-      </w:r>
-    </w:p>
-    <w:p>
-      <w:pPr>
-        <w:pStyle w:val="FirstParagraph"/>
-      </w:pPr>
-      <w:r>
-        <w:t xml:space="preserve">Despliegue, arquitectura de disponibilidad (healthchecks,</w:t>
+        <w:t xml:space="preserve">trazabilidad</w:t>
+      </w:r>
+      <w:r>
+        <w:t xml:space="preserve"> </w:t>
+      </w:r>
+      <w:r>
+        <w:t xml:space="preserve">(cobertura RF 1.0,</w:t>
       </w:r>
       <w:r>
         <w:t xml:space="preserve"> </w:t>
@@ -2044,10 +2965,13 @@
         <w:rPr>
           <w:rStyle w:val="VerbatimChar"/>
         </w:rPr>
-        <w:t xml:space="preserve">restart: unless-stopped</w:t>
-      </w:r>
-      <w:r>
-        <w:t xml:space="preserve">, backup, poller) y trazabilidad</w:t>
+        <w:t xml:space="preserve">context_precision</w:t>
+      </w:r>
+      <w:r>
+        <w:t xml:space="preserve"> </w:t>
+      </w:r>
+      <w:r>
+        <w:t xml:space="preserve">0.876), OE3 queda</w:t>
       </w:r>
       <w:r>
         <w:t xml:space="preserve"> </w:t>
@@ -2057,44 +2981,15 @@
           <w:b/>
           <w:bCs/>
         </w:rPr>
-        <w:t xml:space="preserve">logrados</w:t>
-      </w:r>
-      <w:r>
-        <w:t xml:space="preserve">. La latencia de generación queda por debajo de los umbrales sobre</w:t>
-      </w:r>
-      <w:r>
-        <w:t xml:space="preserve"> </w:t>
-      </w:r>
-      <w:r>
-        <w:rPr>
-          <w:b/>
-          <w:bCs/>
-        </w:rPr>
-        <w:t xml:space="preserve">CPU</w:t>
-      </w:r>
-      <w:r>
-        <w:t xml:space="preserve">; alcanzarlos exige</w:t>
-      </w:r>
-      <w:r>
-        <w:t xml:space="preserve"> </w:t>
-      </w:r>
-      <w:r>
-        <w:rPr>
-          <w:b/>
-          <w:bCs/>
-        </w:rPr>
-        <w:t xml:space="preserve">GPU</w:t>
-      </w:r>
-      <w:r>
-        <w:t xml:space="preserve"> </w:t>
-      </w:r>
-      <w:r>
-        <w:t xml:space="preserve">(recomendación de infraestructura documentada). Medición de disponibilidad sobre ventana ≥48 h y, opcionalmente, latencia a concurrencia 1, quedan como mediciones complementarias.</w:t>
-      </w:r>
-    </w:p>
-    <w:bookmarkEnd w:id="17"/>
-    <w:bookmarkEnd w:id="18"/>
-    <w:bookmarkEnd w:id="19"/>
+        <w:t xml:space="preserve">sustancialmente cumplido</w:t>
+      </w:r>
+      <w:r>
+        <w:t xml:space="preserve">. La GPU es la configuración recomendada de producción; el piloto sobre CPU sigue siendo funcional para uso esporádico (1 usuario), con latencia mayor documentada como límite de hardware. Pendiente complementario: ventana de disponibilidad ≥48 h y muestra e2e ampliada.</w:t>
+      </w:r>
+    </w:p>
+    <w:bookmarkEnd w:id="20"/>
+    <w:bookmarkEnd w:id="21"/>
+    <w:bookmarkEnd w:id="22"/>
     <w:sectPr>
       <w:footnotePr>
         <w:numRestart w:val="eachSect"/>
@@ -2318,6 +3213,9 @@
     <w:abstractNumId w:val="991"/>
   </w:num>
   <w:num w:numId="1003">
+    <w:abstractNumId w:val="991"/>
+  </w:num>
+  <w:num w:numId="1004">
     <w:abstractNumId w:val="991"/>
   </w:num>
 </w:numbering>
